--- a/lessons/3-2/downloads/3-2-notes-teacher.docx
+++ b/lessons/3-2/downloads/3-2-notes-teacher.docx
@@ -180,7 +180,7 @@
                 <w:sz w:val="20"/>
                 <w:szCs w:val="20"/>
               </w:rPr>
-              <w:t xml:space="preserve">I can find a unit rate to compare prices and decide the better buy.</w:t>
+              <w:t xml:space="preserve">I can describe a rate using its two different units and use a model to find a travel time, and I can find a unit rate to compare prices and decide the better buy.</w:t>
             </w:r>
           </w:p>
           <w:p>
@@ -202,7 +202,7 @@
                 <w:sz w:val="20"/>
                 <w:szCs w:val="20"/>
               </w:rPr>
-              <w:t xml:space="preserve">I can explain my choice using the words rate, unit rate, per, and better buy.</w:t>
+              <w:t xml:space="preserve">I can explain a rate like "150 miles per hour" using distance and time units, and explain my choice using the words rate, unit rate, per, and better buy.</w:t>
             </w:r>
           </w:p>
         </w:tc>
@@ -1484,6 +1484,314 @@
         </w:tc>
       </w:tr>
     </w:tbl>
+    <w:tbl>
+      <w:tblPr>
+        <w:tblW w:type="pct" w:w="100%"/>
+        <w:tblBorders>
+          <w:top w:val="none" w:color="FFFFFF" w:sz="0"/>
+          <w:left w:val="none" w:color="FFFFFF" w:sz="0"/>
+          <w:bottom w:val="single" w:color="C7D2DD" w:sz="4"/>
+          <w:right w:val="none" w:color="FFFFFF" w:sz="0"/>
+          <w:insideH w:val="none" w:color="FFFFFF" w:sz="0"/>
+          <w:insideV w:val="none" w:color="FFFFFF" w:sz="0"/>
+        </w:tblBorders>
+      </w:tblPr>
+      <w:tblGrid>
+        <w:gridCol w:w="1800"/>
+        <w:gridCol w:w="7560"/>
+      </w:tblGrid>
+      <w:tr>
+        <w:trPr>
+          <w:cantSplit/>
+        </w:trPr>
+        <w:tc>
+          <w:tcPr>
+            <w:tcW w:type="dxa" w:w="1800"/>
+            <w:tcMar>
+              <w:top w:type="dxa" w:w="100"/>
+              <w:left w:type="dxa" w:w="40"/>
+              <w:bottom w:type="dxa" w:w="100"/>
+              <w:right w:type="dxa" w:w="120"/>
+            </w:tcMar>
+            <w:vAlign w:val="center"/>
+          </w:tcPr>
+          <w:p>
+            <w:pPr>
+              <w:spacing w:after="0"/>
+              <w:jc w:val="center"/>
+            </w:pPr>
+            <w:r>
+              <w:drawing>
+                <wp:inline distT="0" distB="0" distL="0" distR="0">
+                  <wp:extent cx="1047750" cy="790575"/>
+                  <wp:effectExtent t="0" r="0" b="0" l="0"/>
+                  <wp:docPr id="1" name="" descr="" title=""/>
+                  <wp:cNvGraphicFramePr>
+                    <a:graphicFrameLocks xmlns:a="http://schemas.openxmlformats.org/drawingml/2006/main" noChangeAspect="1"/>
+                  </wp:cNvGraphicFramePr>
+                  <a:graphic xmlns:a="http://schemas.openxmlformats.org/drawingml/2006/main">
+                    <a:graphicData uri="http://schemas.openxmlformats.org/drawingml/2006/picture">
+                      <pic:pic xmlns:pic="http://schemas.openxmlformats.org/drawingml/2006/picture">
+                        <pic:nvPicPr>
+                          <pic:cNvPr id="0" name="" descr=""/>
+                          <pic:cNvPicPr>
+                            <a:picLocks noChangeAspect="1" noChangeArrowheads="1"/>
+                          </pic:cNvPicPr>
+                        </pic:nvPicPr>
+                        <pic:blipFill>
+                          <a:blip r:embed="rId13" cstate="none"/>
+                          <a:srcRect/>
+                          <a:stretch>
+                            <a:fillRect/>
+                          </a:stretch>
+                        </pic:blipFill>
+                        <pic:spPr bwMode="auto">
+                          <a:xfrm>
+                            <a:off x="0" y="0"/>
+                            <a:ext cx="1047750" cy="790575"/>
+                          </a:xfrm>
+                          <a:prstGeom prst="rect">
+                            <a:avLst/>
+                          </a:prstGeom>
+                        </pic:spPr>
+                      </pic:pic>
+                    </a:graphicData>
+                  </a:graphic>
+                </wp:inline>
+              </w:drawing>
+            </w:r>
+          </w:p>
+        </w:tc>
+        <w:tc>
+          <w:tcPr>
+            <w:tcW w:type="dxa" w:w="7560"/>
+            <w:tcMar>
+              <w:top w:type="dxa" w:w="100"/>
+              <w:left w:type="dxa" w:w="40"/>
+              <w:bottom w:type="dxa" w:w="100"/>
+              <w:right w:type="dxa" w:w="40"/>
+            </w:tcMar>
+            <w:vAlign w:val="center"/>
+          </w:tcPr>
+          <w:p>
+            <w:pPr>
+              <w:spacing w:after="50"/>
+            </w:pPr>
+            <w:r>
+              <w:rPr>
+                <w:b/>
+                <w:bCs/>
+                <w:color w:val="12355B"/>
+                <w:sz w:val="24"/>
+                <w:szCs w:val="24"/>
+              </w:rPr>
+              <w:t xml:space="preserve">Constant</w:t>
+            </w:r>
+            <w:r>
+              <w:rPr>
+                <w:i/>
+                <w:iCs/>
+                <w:color w:val="5F6F80"/>
+                <w:sz w:val="19"/>
+                <w:szCs w:val="19"/>
+              </w:rPr>
+              <w:t xml:space="preserve">   Constante</w:t>
+            </w:r>
+          </w:p>
+          <w:p>
+            <w:pPr>
+              <w:spacing w:after="40"/>
+            </w:pPr>
+            <w:r>
+              <w:rPr>
+                <w:sz w:val="21"/>
+                <w:szCs w:val="21"/>
+              </w:rPr>
+              <w:t xml:space="preserve">A speed, price, or rate that stays the same.</w:t>
+            </w:r>
+          </w:p>
+          <w:p>
+            <w:pPr>
+              <w:spacing w:after="0"/>
+            </w:pPr>
+            <w:r>
+              <w:rPr>
+                <w:b/>
+                <w:bCs/>
+                <w:color w:val="1FA6A2"/>
+                <w:sz w:val="18"/>
+                <w:szCs w:val="18"/>
+              </w:rPr>
+              <w:t xml:space="preserve">Example:  </w:t>
+            </w:r>
+            <w:r>
+              <w:rPr>
+                <w:i/>
+                <w:iCs/>
+                <w:color w:val="5F6F80"/>
+                <w:sz w:val="18"/>
+                <w:szCs w:val="18"/>
+              </w:rPr>
+              <w:t xml:space="preserve">The same amount every hour.</w:t>
+            </w:r>
+          </w:p>
+        </w:tc>
+      </w:tr>
+    </w:tbl>
+    <w:tbl>
+      <w:tblPr>
+        <w:tblW w:type="pct" w:w="100%"/>
+        <w:tblBorders>
+          <w:top w:val="none" w:color="FFFFFF" w:sz="0"/>
+          <w:left w:val="none" w:color="FFFFFF" w:sz="0"/>
+          <w:bottom w:val="single" w:color="C7D2DD" w:sz="4"/>
+          <w:right w:val="none" w:color="FFFFFF" w:sz="0"/>
+          <w:insideH w:val="none" w:color="FFFFFF" w:sz="0"/>
+          <w:insideV w:val="none" w:color="FFFFFF" w:sz="0"/>
+        </w:tblBorders>
+      </w:tblPr>
+      <w:tblGrid>
+        <w:gridCol w:w="1800"/>
+        <w:gridCol w:w="7560"/>
+      </w:tblGrid>
+      <w:tr>
+        <w:trPr>
+          <w:cantSplit/>
+        </w:trPr>
+        <w:tc>
+          <w:tcPr>
+            <w:tcW w:type="dxa" w:w="1800"/>
+            <w:tcMar>
+              <w:top w:type="dxa" w:w="100"/>
+              <w:left w:type="dxa" w:w="40"/>
+              <w:bottom w:type="dxa" w:w="100"/>
+              <w:right w:type="dxa" w:w="120"/>
+            </w:tcMar>
+            <w:vAlign w:val="center"/>
+          </w:tcPr>
+          <w:p>
+            <w:pPr>
+              <w:spacing w:after="0"/>
+              <w:jc w:val="center"/>
+            </w:pPr>
+            <w:r>
+              <w:drawing>
+                <wp:inline distT="0" distB="0" distL="0" distR="0">
+                  <wp:extent cx="1047750" cy="790575"/>
+                  <wp:effectExtent t="0" r="0" b="0" l="0"/>
+                  <wp:docPr id="1" name="" descr="" title=""/>
+                  <wp:cNvGraphicFramePr>
+                    <a:graphicFrameLocks xmlns:a="http://schemas.openxmlformats.org/drawingml/2006/main" noChangeAspect="1"/>
+                  </wp:cNvGraphicFramePr>
+                  <a:graphic xmlns:a="http://schemas.openxmlformats.org/drawingml/2006/main">
+                    <a:graphicData uri="http://schemas.openxmlformats.org/drawingml/2006/picture">
+                      <pic:pic xmlns:pic="http://schemas.openxmlformats.org/drawingml/2006/picture">
+                        <pic:nvPicPr>
+                          <pic:cNvPr id="0" name="" descr=""/>
+                          <pic:cNvPicPr>
+                            <a:picLocks noChangeAspect="1" noChangeArrowheads="1"/>
+                          </pic:cNvPicPr>
+                        </pic:nvPicPr>
+                        <pic:blipFill>
+                          <a:blip r:embed="rId10" cstate="none"/>
+                          <a:srcRect/>
+                          <a:stretch>
+                            <a:fillRect/>
+                          </a:stretch>
+                        </pic:blipFill>
+                        <pic:spPr bwMode="auto">
+                          <a:xfrm>
+                            <a:off x="0" y="0"/>
+                            <a:ext cx="1047750" cy="790575"/>
+                          </a:xfrm>
+                          <a:prstGeom prst="rect">
+                            <a:avLst/>
+                          </a:prstGeom>
+                        </pic:spPr>
+                      </pic:pic>
+                    </a:graphicData>
+                  </a:graphic>
+                </wp:inline>
+              </w:drawing>
+            </w:r>
+          </w:p>
+        </w:tc>
+        <w:tc>
+          <w:tcPr>
+            <w:tcW w:type="dxa" w:w="7560"/>
+            <w:tcMar>
+              <w:top w:type="dxa" w:w="100"/>
+              <w:left w:type="dxa" w:w="40"/>
+              <w:bottom w:type="dxa" w:w="100"/>
+              <w:right w:type="dxa" w:w="40"/>
+            </w:tcMar>
+            <w:vAlign w:val="center"/>
+          </w:tcPr>
+          <w:p>
+            <w:pPr>
+              <w:spacing w:after="50"/>
+            </w:pPr>
+            <w:r>
+              <w:rPr>
+                <w:b/>
+                <w:bCs/>
+                <w:color w:val="12355B"/>
+                <w:sz w:val="24"/>
+                <w:szCs w:val="24"/>
+              </w:rPr>
+              <w:t xml:space="preserve">Total price</w:t>
+            </w:r>
+            <w:r>
+              <w:rPr>
+                <w:i/>
+                <w:iCs/>
+                <w:color w:val="5F6F80"/>
+                <w:sz w:val="19"/>
+                <w:szCs w:val="19"/>
+              </w:rPr>
+              <w:t xml:space="preserve">   Precio total</w:t>
+            </w:r>
+          </w:p>
+          <w:p>
+            <w:pPr>
+              <w:spacing w:after="40"/>
+            </w:pPr>
+            <w:r>
+              <w:rPr>
+                <w:sz w:val="21"/>
+                <w:szCs w:val="21"/>
+              </w:rPr>
+              <w:t xml:space="preserve">What the whole package costs, not the cost of one item.</w:t>
+            </w:r>
+          </w:p>
+          <w:p>
+            <w:pPr>
+              <w:spacing w:after="0"/>
+            </w:pPr>
+            <w:r>
+              <w:rPr>
+                <w:b/>
+                <w:bCs/>
+                <w:color w:val="1FA6A2"/>
+                <w:sz w:val="18"/>
+                <w:szCs w:val="18"/>
+              </w:rPr>
+              <w:t xml:space="preserve">Example:  </w:t>
+            </w:r>
+            <w:r>
+              <w:rPr>
+                <w:i/>
+                <w:iCs/>
+                <w:color w:val="5F6F80"/>
+                <w:sz w:val="18"/>
+                <w:szCs w:val="18"/>
+              </w:rPr>
+              <w:t xml:space="preserve">$9.60 for the whole bag.</w:t>
+            </w:r>
+          </w:p>
+        </w:tc>
+      </w:tr>
+    </w:tbl>
     <w:p>
       <w:pPr>
         <w:pStyle w:val="Heading1"/>
@@ -1572,7 +1880,7 @@
                 <w:sz w:val="21"/>
                 <w:szCs w:val="21"/>
               </w:rPr>
-              <w:t xml:space="preserve">Rates and Unit Rates      •      Rate      •      Unit Rate      •      Per      •      Ratio      •      Unit price      •      Better Buy      •      Divide</w:t>
+              <w:t xml:space="preserve">Rates and Unit Rates      •      Rate      •      Unit Rate      •      Per      •      Ratio      •      Unit price      •      Better Buy      •      Divide      •      Constant      •      Total price</w:t>
             </w:r>
           </w:p>
         </w:tc>
@@ -1908,6 +2216,80 @@
           <w:szCs w:val="22"/>
         </w:rPr>
         <w:t xml:space="preserve"> the price by the number of units.</w:t>
+      </w:r>
+    </w:p>
+    <w:p>
+      <w:pPr>
+        <w:keepLines/>
+        <w:spacing w:after="260" w:before="200"/>
+      </w:pPr>
+      <w:r>
+        <w:rPr>
+          <w:b/>
+          <w:bCs/>
+          <w:color w:val="12355B"/>
+          <w:sz w:val="22"/>
+          <w:szCs w:val="22"/>
+        </w:rPr>
+        <w:t xml:space="preserve">9.  </w:t>
+      </w:r>
+      <w:r>
+        <w:rPr>
+          <w:sz w:val="22"/>
+          <w:szCs w:val="22"/>
+        </w:rPr>
+        <w:t xml:space="preserve">A rate that never changes is </w:t>
+      </w:r>
+      <w:r>
+        <w:rPr>
+          <w:sz w:val="22"/>
+          <w:szCs w:val="22"/>
+        </w:rPr>
+        <w:t xml:space="preserve">________________</w:t>
+      </w:r>
+      <w:r>
+        <w:rPr>
+          <w:sz w:val="22"/>
+          <w:szCs w:val="22"/>
+        </w:rPr>
+        <w:t xml:space="preserve">.</w:t>
+      </w:r>
+    </w:p>
+    <w:p>
+      <w:pPr>
+        <w:keepLines/>
+        <w:spacing w:after="260" w:before="200"/>
+      </w:pPr>
+      <w:r>
+        <w:rPr>
+          <w:b/>
+          <w:bCs/>
+          <w:color w:val="12355B"/>
+          <w:sz w:val="22"/>
+          <w:szCs w:val="22"/>
+        </w:rPr>
+        <w:t xml:space="preserve">10.  </w:t>
+      </w:r>
+      <w:r>
+        <w:rPr>
+          <w:sz w:val="22"/>
+          <w:szCs w:val="22"/>
+        </w:rPr>
+        <w:t xml:space="preserve">The cost of the whole package is the </w:t>
+      </w:r>
+      <w:r>
+        <w:rPr>
+          <w:sz w:val="22"/>
+          <w:szCs w:val="22"/>
+        </w:rPr>
+        <w:t xml:space="preserve">________________</w:t>
+      </w:r>
+      <w:r>
+        <w:rPr>
+          <w:sz w:val="22"/>
+          <w:szCs w:val="22"/>
+        </w:rPr>
+        <w:t xml:space="preserve">.</w:t>
       </w:r>
     </w:p>
     <w:p>
@@ -2964,7 +3346,7 @@
           <w:sz w:val="20"/>
           <w:szCs w:val="20"/>
         </w:rPr>
-        <w:t xml:space="preserve">A)  $0.50 per game</w:t>
+        <w:t xml:space="preserve">A)  $0.45 per game</w:t>
       </w:r>
     </w:p>
     <w:p>
@@ -2977,7 +3359,7 @@
           <w:sz w:val="20"/>
           <w:szCs w:val="20"/>
         </w:rPr>
-        <w:t xml:space="preserve">B)  $0.45 per game</w:t>
+        <w:t xml:space="preserve">B)  $0.50 per game</w:t>
       </w:r>
     </w:p>
     <w:p>
@@ -3049,7 +3431,7 @@
           <w:sz w:val="21"/>
           <w:szCs w:val="21"/>
         </w:rPr>
-        <w:t xml:space="preserve">A. $0.50 per game</w:t>
+        <w:t xml:space="preserve">B. $0.50 per game</w:t>
       </w:r>
     </w:p>
     <w:p>
@@ -3132,7 +3514,7 @@
           <w:sz w:val="20"/>
           <w:szCs w:val="20"/>
         </w:rPr>
-        <w:t xml:space="preserve">A)  30 miles per gallon</w:t>
+        <w:t xml:space="preserve">A)  6 miles per gallon</w:t>
       </w:r>
     </w:p>
     <w:p>
@@ -3145,7 +3527,7 @@
           <w:sz w:val="20"/>
           <w:szCs w:val="20"/>
         </w:rPr>
-        <w:t xml:space="preserve">B)  6 miles per gallon</w:t>
+        <w:t xml:space="preserve">B)  30 miles per gallon</w:t>
       </w:r>
     </w:p>
     <w:p>
@@ -3158,7 +3540,7 @@
           <w:sz w:val="20"/>
           <w:szCs w:val="20"/>
         </w:rPr>
-        <w:t xml:space="preserve">C)  180 miles per gallon</w:t>
+        <w:t xml:space="preserve">C)  36 miles per gallon</w:t>
       </w:r>
     </w:p>
     <w:p>
@@ -3171,7 +3553,7 @@
           <w:sz w:val="20"/>
           <w:szCs w:val="20"/>
         </w:rPr>
-        <w:t xml:space="preserve">D)  36 miles per gallon</w:t>
+        <w:t xml:space="preserve">D)  180 miles per gallon</w:t>
       </w:r>
     </w:p>
     <w:p>
@@ -3901,7 +4283,7 @@
           <w:sz w:val="20"/>
           <w:szCs w:val="20"/>
         </w:rPr>
-        <w:t xml:space="preserve">A)  $0.75</w:t>
+        <w:t xml:space="preserve">A)  $0.60</w:t>
       </w:r>
     </w:p>
     <w:p>
@@ -3914,7 +4296,7 @@
           <w:sz w:val="20"/>
           <w:szCs w:val="20"/>
         </w:rPr>
-        <w:t xml:space="preserve">B)  $0.80</w:t>
+        <w:t xml:space="preserve">B)  $0.75</w:t>
       </w:r>
     </w:p>
     <w:p>
@@ -3927,7 +4309,7 @@
           <w:sz w:val="20"/>
           <w:szCs w:val="20"/>
         </w:rPr>
-        <w:t xml:space="preserve">C)  $1.33</w:t>
+        <w:t xml:space="preserve">C)  $0.80</w:t>
       </w:r>
     </w:p>
     <w:p>
@@ -3940,7 +4322,7 @@
           <w:sz w:val="20"/>
           <w:szCs w:val="20"/>
         </w:rPr>
-        <w:t xml:space="preserve">D)  $0.60</w:t>
+        <w:t xml:space="preserve">D)  $1.33</w:t>
       </w:r>
     </w:p>
     <w:p>
@@ -4187,7 +4569,7 @@
           <w:sz w:val="20"/>
           <w:szCs w:val="20"/>
         </w:rPr>
-        <w:t xml:space="preserve">A)  Pack A</w:t>
+        <w:t xml:space="preserve">A)  Pack B</w:t>
       </w:r>
     </w:p>
     <w:p>
@@ -4200,7 +4582,7 @@
           <w:sz w:val="20"/>
           <w:szCs w:val="20"/>
         </w:rPr>
-        <w:t xml:space="preserve">B)  Pack B</w:t>
+        <w:t xml:space="preserve">B)  Pack A</w:t>
       </w:r>
     </w:p>
     <w:p>
@@ -4480,7 +4862,7 @@
           <w:sz w:val="21"/>
           <w:szCs w:val="21"/>
         </w:rPr>
-        <w:t xml:space="preserve">A)  6 for $1.50 — $0.25 each</w:t>
+        <w:t xml:space="preserve">A)  10 for $2.80 — $0.28 each</w:t>
       </w:r>
     </w:p>
     <w:p>
@@ -4493,7 +4875,7 @@
           <w:sz w:val="21"/>
           <w:szCs w:val="21"/>
         </w:rPr>
-        <w:t xml:space="preserve">B)  10 for $2.80 — $0.28 each</w:t>
+        <w:t xml:space="preserve">B)  6 for $1.50 — $0.25 each</w:t>
       </w:r>
     </w:p>
     <w:p>
@@ -4753,6 +5135,48 @@
     </w:p>
     <w:p>
       <w:pPr>
+        <w:spacing w:after="80"/>
+      </w:pPr>
+      <w:r>
+        <w:rPr>
+          <w:b/>
+          <w:bCs/>
+          <w:sz w:val="21"/>
+          <w:szCs w:val="21"/>
+        </w:rPr>
+        <w:t xml:space="preserve">Notes 9:  </w:t>
+      </w:r>
+      <w:r>
+        <w:rPr>
+          <w:sz w:val="21"/>
+          <w:szCs w:val="21"/>
+        </w:rPr>
+        <w:t xml:space="preserve">Constant</w:t>
+      </w:r>
+    </w:p>
+    <w:p>
+      <w:pPr>
+        <w:spacing w:after="80"/>
+      </w:pPr>
+      <w:r>
+        <w:rPr>
+          <w:b/>
+          <w:bCs/>
+          <w:sz w:val="21"/>
+          <w:szCs w:val="21"/>
+        </w:rPr>
+        <w:t xml:space="preserve">Notes 10:  </w:t>
+      </w:r>
+      <w:r>
+        <w:rPr>
+          <w:sz w:val="21"/>
+          <w:szCs w:val="21"/>
+        </w:rPr>
+        <w:t xml:space="preserve">Total price</w:t>
+      </w:r>
+    </w:p>
+    <w:p>
+      <w:pPr>
         <w:pStyle w:val="Heading2"/>
         <w:spacing w:after="80" w:before="180"/>
       </w:pPr>
@@ -4785,7 +5209,7 @@
           <w:sz w:val="21"/>
           <w:szCs w:val="21"/>
         </w:rPr>
-        <w:t xml:space="preserve">A. $0.50 per game</w:t>
+        <w:t xml:space="preserve">B. $0.50 per game</w:t>
       </w:r>
     </w:p>
     <w:p>
@@ -4806,7 +5230,7 @@
           <w:sz w:val="21"/>
           <w:szCs w:val="21"/>
         </w:rPr>
-        <w:t xml:space="preserve">A. 30 miles per gallon</w:t>
+        <w:t xml:space="preserve">B. 30 miles per gallon</w:t>
       </w:r>
     </w:p>
     <w:p>
@@ -4884,7 +5308,7 @@
           <w:sz w:val="21"/>
           <w:szCs w:val="21"/>
         </w:rPr>
-        <w:t xml:space="preserve">A)  $0.75</w:t>
+        <w:t xml:space="preserve">B)  $0.75</w:t>
       </w:r>
       <w:r>
         <w:rPr>
@@ -4962,7 +5386,7 @@
           <w:sz w:val="21"/>
           <w:szCs w:val="21"/>
         </w:rPr>
-        <w:t xml:space="preserve">B)  Pack B</w:t>
+        <w:t xml:space="preserve">A)  Pack B</w:t>
       </w:r>
       <w:r>
         <w:rPr>
@@ -5031,7 +5455,7 @@
           <w:sz w:val="21"/>
           <w:szCs w:val="21"/>
         </w:rPr>
-        <w:t xml:space="preserve">A)  6 for $1.50 — $0.25 each</w:t>
+        <w:t xml:space="preserve">B)  6 for $1.50 — $0.25 each</w:t>
       </w:r>
       <w:r>
         <w:rPr>

--- a/lessons/3-2/downloads/3-2-notes-teacher.docx
+++ b/lessons/3-2/downloads/3-2-notes-teacher.docx
@@ -249,49 +249,269 @@
           <w:sz w:val="19"/>
           <w:szCs w:val="19"/>
         </w:rPr>
-        <w:t xml:space="preserve">Look at the picture, read the word, then read what it means.</w:t>
+        <w:t xml:space="preserve">Review each concept term, definition, non-example, and visual clue.</w:t>
       </w:r>
     </w:p>
     <w:tbl>
       <w:tblPr>
-        <w:tblW w:type="pct" w:w="100%"/>
+        <w:tblW w:type="dxa" w:w="9360"/>
         <w:tblBorders>
-          <w:top w:val="none" w:color="FFFFFF" w:sz="0"/>
-          <w:left w:val="none" w:color="FFFFFF" w:sz="0"/>
-          <w:bottom w:val="single" w:color="C7D2DD" w:sz="4"/>
-          <w:right w:val="none" w:color="FFFFFF" w:sz="0"/>
-          <w:insideH w:val="none" w:color="FFFFFF" w:sz="0"/>
-          <w:insideV w:val="none" w:color="FFFFFF" w:sz="0"/>
+          <w:top w:val="single" w:color="C7D2DD" w:sz="6"/>
+          <w:left w:val="single" w:color="C7D2DD" w:sz="6"/>
+          <w:bottom w:val="single" w:color="C7D2DD" w:sz="6"/>
+          <w:right w:val="single" w:color="C7D2DD" w:sz="6"/>
+          <w:insideH w:val="single" w:color="C7D2DD" w:sz="6"/>
+          <w:insideV w:val="single" w:color="C7D2DD" w:sz="6"/>
         </w:tblBorders>
       </w:tblPr>
       <w:tblGrid>
         <w:gridCol w:w="1800"/>
-        <w:gridCol w:w="7560"/>
+        <w:gridCol w:w="3160"/>
+        <w:gridCol w:w="2200"/>
+        <w:gridCol w:w="2200"/>
       </w:tblGrid>
       <w:tr>
         <w:trPr>
           <w:cantSplit/>
+          <w:tblHeader/>
         </w:trPr>
         <w:tc>
           <w:tcPr>
             <w:tcW w:type="dxa" w:w="1800"/>
-            <w:tcMar>
-              <w:top w:type="dxa" w:w="100"/>
-              <w:left w:type="dxa" w:w="40"/>
-              <w:bottom w:type="dxa" w:w="100"/>
-              <w:right w:type="dxa" w:w="120"/>
-            </w:tcMar>
-            <w:vAlign w:val="center"/>
+            <w:shd w:fill="EEF4F8" w:color="auto" w:val="clear"/>
+            <w:tcMar>
+              <w:top w:type="dxa" w:w="80"/>
+              <w:left w:type="dxa" w:w="100"/>
+              <w:bottom w:type="dxa" w:w="80"/>
+              <w:right w:type="dxa" w:w="100"/>
+            </w:tcMar>
           </w:tcPr>
           <w:p>
             <w:pPr>
               <w:spacing w:after="0"/>
+            </w:pPr>
+            <w:r>
+              <w:rPr>
+                <w:b/>
+                <w:bCs/>
+                <w:color w:val="12355B"/>
+                <w:sz w:val="19"/>
+                <w:szCs w:val="19"/>
+              </w:rPr>
+              <w:t xml:space="preserve">Concept Term</w:t>
+            </w:r>
+          </w:p>
+        </w:tc>
+        <w:tc>
+          <w:tcPr>
+            <w:tcW w:type="dxa" w:w="3160"/>
+            <w:shd w:fill="EEF4F8" w:color="auto" w:val="clear"/>
+            <w:tcMar>
+              <w:top w:type="dxa" w:w="80"/>
+              <w:left w:type="dxa" w:w="100"/>
+              <w:bottom w:type="dxa" w:w="80"/>
+              <w:right w:type="dxa" w:w="100"/>
+            </w:tcMar>
+          </w:tcPr>
+          <w:p>
+            <w:pPr>
+              <w:spacing w:after="0"/>
+            </w:pPr>
+            <w:r>
+              <w:rPr>
+                <w:b/>
+                <w:bCs/>
+                <w:color w:val="12355B"/>
+                <w:sz w:val="19"/>
+                <w:szCs w:val="19"/>
+              </w:rPr>
+              <w:t xml:space="preserve">Student-Friendly Definition</w:t>
+            </w:r>
+          </w:p>
+        </w:tc>
+        <w:tc>
+          <w:tcPr>
+            <w:tcW w:type="dxa" w:w="2200"/>
+            <w:shd w:fill="EEF4F8" w:color="auto" w:val="clear"/>
+            <w:tcMar>
+              <w:top w:type="dxa" w:w="80"/>
+              <w:left w:type="dxa" w:w="100"/>
+              <w:bottom w:type="dxa" w:w="80"/>
+              <w:right w:type="dxa" w:w="100"/>
+            </w:tcMar>
+          </w:tcPr>
+          <w:p>
+            <w:pPr>
+              <w:spacing w:after="0"/>
+            </w:pPr>
+            <w:r>
+              <w:rPr>
+                <w:b/>
+                <w:bCs/>
+                <w:color w:val="12355B"/>
+                <w:sz w:val="19"/>
+                <w:szCs w:val="19"/>
+              </w:rPr>
+              <w:t xml:space="preserve">Non-Example</w:t>
+            </w:r>
+          </w:p>
+        </w:tc>
+        <w:tc>
+          <w:tcPr>
+            <w:tcW w:type="dxa" w:w="2200"/>
+            <w:shd w:fill="EEF4F8" w:color="auto" w:val="clear"/>
+            <w:tcMar>
+              <w:top w:type="dxa" w:w="80"/>
+              <w:left w:type="dxa" w:w="100"/>
+              <w:bottom w:type="dxa" w:w="80"/>
+              <w:right w:type="dxa" w:w="100"/>
+            </w:tcMar>
+          </w:tcPr>
+          <w:p>
+            <w:pPr>
+              <w:spacing w:after="0"/>
+            </w:pPr>
+            <w:r>
+              <w:rPr>
+                <w:b/>
+                <w:bCs/>
+                <w:color w:val="12355B"/>
+                <w:sz w:val="19"/>
+                <w:szCs w:val="19"/>
+              </w:rPr>
+              <w:t xml:space="preserve">Visual Clue</w:t>
+            </w:r>
+          </w:p>
+        </w:tc>
+      </w:tr>
+      <w:tr>
+        <w:trPr>
+          <w:cantSplit/>
+        </w:trPr>
+        <w:tc>
+          <w:tcPr>
+            <w:tcW w:type="dxa" w:w="1800"/>
+            <w:tcMar>
+              <w:top w:type="dxa" w:w="80"/>
+              <w:left w:type="dxa" w:w="100"/>
+              <w:bottom w:type="dxa" w:w="80"/>
+              <w:right w:type="dxa" w:w="100"/>
+            </w:tcMar>
+            <w:vAlign w:val="top"/>
+          </w:tcPr>
+          <w:p>
+            <w:pPr>
+              <w:spacing w:after="30"/>
+            </w:pPr>
+            <w:r>
+              <w:rPr>
+                <w:b/>
+                <w:bCs/>
+                <w:color w:val="12355B"/>
+                <w:sz w:val="21"/>
+                <w:szCs w:val="21"/>
+              </w:rPr>
+              <w:t xml:space="preserve">Rates and Unit Rates</w:t>
+            </w:r>
+          </w:p>
+          <w:p>
+            <w:pPr>
+              <w:spacing w:after="0"/>
+            </w:pPr>
+            <w:r>
+              <w:rPr>
+                <w:i/>
+                <w:iCs/>
+                <w:color w:val="5F6F80"/>
+                <w:sz w:val="18"/>
+                <w:szCs w:val="18"/>
+              </w:rPr>
+              <w:t xml:space="preserve">Tasas y tasas unitarias</w:t>
+            </w:r>
+          </w:p>
+        </w:tc>
+        <w:tc>
+          <w:tcPr>
+            <w:tcW w:type="dxa" w:w="3160"/>
+            <w:tcMar>
+              <w:top w:type="dxa" w:w="80"/>
+              <w:left w:type="dxa" w:w="100"/>
+              <w:bottom w:type="dxa" w:w="80"/>
+              <w:right w:type="dxa" w:w="100"/>
+            </w:tcMar>
+            <w:vAlign w:val="top"/>
+          </w:tcPr>
+          <w:p>
+            <w:pPr>
+              <w:spacing w:after="0"/>
+            </w:pPr>
+            <w:r>
+              <w:rPr>
+                <w:sz w:val="20"/>
+                <w:szCs w:val="20"/>
+              </w:rPr>
+              <w:t xml:space="preserve">A rate compares different units; a unit rate compares a quantity to 1 unit.</w:t>
+            </w:r>
+          </w:p>
+        </w:tc>
+        <w:tc>
+          <w:tcPr>
+            <w:tcW w:type="dxa" w:w="2200"/>
+            <w:tcMar>
+              <w:top w:type="dxa" w:w="80"/>
+              <w:left w:type="dxa" w:w="100"/>
+              <w:bottom w:type="dxa" w:w="80"/>
+              <w:right w:type="dxa" w:w="100"/>
+            </w:tcMar>
+            <w:vAlign w:val="top"/>
+          </w:tcPr>
+          <w:p>
+            <w:pPr>
+              <w:spacing w:after="40"/>
+            </w:pPr>
+            <w:r>
+              <w:rPr>
+                <w:i/>
+                <w:iCs/>
+                <w:color w:val="5F6F80"/>
+                <w:sz w:val="19"/>
+                <w:szCs w:val="19"/>
+              </w:rPr>
+              <w:t xml:space="preserve">Not Rates and Unit Rates: write a counter-example that breaks the definition.</w:t>
+            </w:r>
+          </w:p>
+          <w:p>
+            <w:pPr>
+              <w:pBdr>
+                <w:bottom w:val="single" w:color="AFBECC" w:sz="6"/>
+              </w:pBdr>
+              <w:spacing w:after="30" w:before="150"/>
+            </w:pPr>
+            <w:r>
+              <w:t xml:space="preserve"/>
+            </w:r>
+          </w:p>
+        </w:tc>
+        <w:tc>
+          <w:tcPr>
+            <w:tcW w:type="dxa" w:w="2200"/>
+            <w:tcMar>
+              <w:top w:type="dxa" w:w="80"/>
+              <w:left w:type="dxa" w:w="100"/>
+              <w:bottom w:type="dxa" w:w="80"/>
+              <w:right w:type="dxa" w:w="100"/>
+            </w:tcMar>
+            <w:vAlign w:val="top"/>
+          </w:tcPr>
+          <w:p>
+            <w:pPr>
+              <w:spacing w:after="40"/>
               <w:jc w:val="center"/>
             </w:pPr>
             <w:r>
               <w:drawing>
                 <wp:inline distT="0" distB="0" distL="0" distR="0">
-                  <wp:extent cx="1047750" cy="790575"/>
+                  <wp:extent cx="876300" cy="657225"/>
                   <wp:effectExtent t="0" r="0" b="0" l="0"/>
                   <wp:docPr id="1" name="" descr="" title=""/>
                   <wp:cNvGraphicFramePr>
@@ -316,7 +536,7 @@
                         <pic:spPr bwMode="auto">
                           <a:xfrm>
                             <a:off x="0" y="0"/>
-                            <a:ext cx="1047750" cy="790575"/>
+                            <a:ext cx="876300" cy="657225"/>
                           </a:xfrm>
                           <a:prstGeom prst="rect">
                             <a:avLst/>
@@ -329,32 +549,108 @@
               </w:drawing>
             </w:r>
           </w:p>
-        </w:tc>
-        <w:tc>
-          <w:tcPr>
-            <w:tcW w:type="dxa" w:w="7560"/>
-            <w:tcMar>
-              <w:top w:type="dxa" w:w="100"/>
-              <w:left w:type="dxa" w:w="40"/>
-              <w:bottom w:type="dxa" w:w="100"/>
-              <w:right w:type="dxa" w:w="40"/>
-            </w:tcMar>
-            <w:vAlign w:val="center"/>
-          </w:tcPr>
-          <w:p>
-            <w:pPr>
-              <w:spacing w:after="50"/>
+          <w:p>
+            <w:pPr>
+              <w:spacing w:after="0"/>
+            </w:pPr>
+            <w:r>
+              <w:rPr>
+                <w:i/>
+                <w:iCs/>
+                <w:color w:val="5F6F80"/>
+                <w:sz w:val="18"/>
+                <w:szCs w:val="18"/>
+              </w:rPr>
+              <w:t xml:space="preserve">180 miles in 3 hours = 60 miles per 1 hour.</w:t>
+            </w:r>
+          </w:p>
+        </w:tc>
+      </w:tr>
+      <w:tr>
+        <w:trPr>
+          <w:cantSplit/>
+        </w:trPr>
+        <w:tc>
+          <w:tcPr>
+            <w:tcW w:type="dxa" w:w="1800"/>
+            <w:tcMar>
+              <w:top w:type="dxa" w:w="80"/>
+              <w:left w:type="dxa" w:w="100"/>
+              <w:bottom w:type="dxa" w:w="80"/>
+              <w:right w:type="dxa" w:w="100"/>
+            </w:tcMar>
+            <w:vAlign w:val="top"/>
+          </w:tcPr>
+          <w:p>
+            <w:pPr>
+              <w:spacing w:after="30"/>
             </w:pPr>
             <w:r>
               <w:rPr>
                 <w:b/>
                 <w:bCs/>
                 <w:color w:val="12355B"/>
-                <w:sz w:val="24"/>
-                <w:szCs w:val="24"/>
-              </w:rPr>
-              <w:t xml:space="preserve">Rates and Unit Rates</w:t>
-            </w:r>
+                <w:sz w:val="21"/>
+                <w:szCs w:val="21"/>
+              </w:rPr>
+              <w:t xml:space="preserve">Rate</w:t>
+            </w:r>
+          </w:p>
+          <w:p>
+            <w:pPr>
+              <w:spacing w:after="0"/>
+            </w:pPr>
+            <w:r>
+              <w:rPr>
+                <w:i/>
+                <w:iCs/>
+                <w:color w:val="5F6F80"/>
+                <w:sz w:val="18"/>
+                <w:szCs w:val="18"/>
+              </w:rPr>
+              <w:t xml:space="preserve">Tasa</w:t>
+            </w:r>
+          </w:p>
+        </w:tc>
+        <w:tc>
+          <w:tcPr>
+            <w:tcW w:type="dxa" w:w="3160"/>
+            <w:tcMar>
+              <w:top w:type="dxa" w:w="80"/>
+              <w:left w:type="dxa" w:w="100"/>
+              <w:bottom w:type="dxa" w:w="80"/>
+              <w:right w:type="dxa" w:w="100"/>
+            </w:tcMar>
+            <w:vAlign w:val="top"/>
+          </w:tcPr>
+          <w:p>
+            <w:pPr>
+              <w:spacing w:after="0"/>
+            </w:pPr>
+            <w:r>
+              <w:rPr>
+                <w:sz w:val="20"/>
+                <w:szCs w:val="20"/>
+              </w:rPr>
+              <w:t xml:space="preserve">A ratio comparing two amounts with different units, like miles per hour.</w:t>
+            </w:r>
+          </w:p>
+        </w:tc>
+        <w:tc>
+          <w:tcPr>
+            <w:tcW w:type="dxa" w:w="2200"/>
+            <w:tcMar>
+              <w:top w:type="dxa" w:w="80"/>
+              <w:left w:type="dxa" w:w="100"/>
+              <w:bottom w:type="dxa" w:w="80"/>
+              <w:right w:type="dxa" w:w="100"/>
+            </w:tcMar>
+            <w:vAlign w:val="top"/>
+          </w:tcPr>
+          <w:p>
+            <w:pPr>
+              <w:spacing w:after="40"/>
+            </w:pPr>
             <w:r>
               <w:rPr>
                 <w:i/>
@@ -363,89 +659,41 @@
                 <w:sz w:val="19"/>
                 <w:szCs w:val="19"/>
               </w:rPr>
-              <w:t xml:space="preserve">   Tasas y tasas unitarias</w:t>
-            </w:r>
-          </w:p>
+              <w:t xml:space="preserve">Not Rate: write a counter-example that breaks the definition.</w:t>
+            </w:r>
+          </w:p>
+          <w:p>
+            <w:pPr>
+              <w:pBdr>
+                <w:bottom w:val="single" w:color="AFBECC" w:sz="6"/>
+              </w:pBdr>
+              <w:spacing w:after="30" w:before="150"/>
+            </w:pPr>
+            <w:r>
+              <w:t xml:space="preserve"/>
+            </w:r>
+          </w:p>
+        </w:tc>
+        <w:tc>
+          <w:tcPr>
+            <w:tcW w:type="dxa" w:w="2200"/>
+            <w:tcMar>
+              <w:top w:type="dxa" w:w="80"/>
+              <w:left w:type="dxa" w:w="100"/>
+              <w:bottom w:type="dxa" w:w="80"/>
+              <w:right w:type="dxa" w:w="100"/>
+            </w:tcMar>
+            <w:vAlign w:val="top"/>
+          </w:tcPr>
           <w:p>
             <w:pPr>
               <w:spacing w:after="40"/>
-            </w:pPr>
-            <w:r>
-              <w:rPr>
-                <w:sz w:val="21"/>
-                <w:szCs w:val="21"/>
-              </w:rPr>
-              <w:t xml:space="preserve">A rate compares different units; a unit rate compares a quantity to 1 unit.</w:t>
-            </w:r>
-          </w:p>
-          <w:p>
-            <w:pPr>
-              <w:spacing w:after="0"/>
-            </w:pPr>
-            <w:r>
-              <w:rPr>
-                <w:b/>
-                <w:bCs/>
-                <w:color w:val="1FA6A2"/>
-                <w:sz w:val="18"/>
-                <w:szCs w:val="18"/>
-              </w:rPr>
-              <w:t xml:space="preserve">Example:  </w:t>
-            </w:r>
-            <w:r>
-              <w:rPr>
-                <w:i/>
-                <w:iCs/>
-                <w:color w:val="5F6F80"/>
-                <w:sz w:val="18"/>
-                <w:szCs w:val="18"/>
-              </w:rPr>
-              <w:t xml:space="preserve">180 miles in 3 hours = 60 miles per 1 hour.</w:t>
-            </w:r>
-          </w:p>
-        </w:tc>
-      </w:tr>
-    </w:tbl>
-    <w:tbl>
-      <w:tblPr>
-        <w:tblW w:type="pct" w:w="100%"/>
-        <w:tblBorders>
-          <w:top w:val="none" w:color="FFFFFF" w:sz="0"/>
-          <w:left w:val="none" w:color="FFFFFF" w:sz="0"/>
-          <w:bottom w:val="single" w:color="C7D2DD" w:sz="4"/>
-          <w:right w:val="none" w:color="FFFFFF" w:sz="0"/>
-          <w:insideH w:val="none" w:color="FFFFFF" w:sz="0"/>
-          <w:insideV w:val="none" w:color="FFFFFF" w:sz="0"/>
-        </w:tblBorders>
-      </w:tblPr>
-      <w:tblGrid>
-        <w:gridCol w:w="1800"/>
-        <w:gridCol w:w="7560"/>
-      </w:tblGrid>
-      <w:tr>
-        <w:trPr>
-          <w:cantSplit/>
-        </w:trPr>
-        <w:tc>
-          <w:tcPr>
-            <w:tcW w:type="dxa" w:w="1800"/>
-            <w:tcMar>
-              <w:top w:type="dxa" w:w="100"/>
-              <w:left w:type="dxa" w:w="40"/>
-              <w:bottom w:type="dxa" w:w="100"/>
-              <w:right w:type="dxa" w:w="120"/>
-            </w:tcMar>
-            <w:vAlign w:val="center"/>
-          </w:tcPr>
-          <w:p>
-            <w:pPr>
-              <w:spacing w:after="0"/>
               <w:jc w:val="center"/>
             </w:pPr>
             <w:r>
               <w:drawing>
                 <wp:inline distT="0" distB="0" distL="0" distR="0">
-                  <wp:extent cx="1047750" cy="790575"/>
+                  <wp:extent cx="876300" cy="657225"/>
                   <wp:effectExtent t="0" r="0" b="0" l="0"/>
                   <wp:docPr id="1" name="" descr="" title=""/>
                   <wp:cNvGraphicFramePr>
@@ -470,7 +718,7 @@
                         <pic:spPr bwMode="auto">
                           <a:xfrm>
                             <a:off x="0" y="0"/>
-                            <a:ext cx="1047750" cy="790575"/>
+                            <a:ext cx="876300" cy="657225"/>
                           </a:xfrm>
                           <a:prstGeom prst="rect">
                             <a:avLst/>
@@ -483,32 +731,108 @@
               </w:drawing>
             </w:r>
           </w:p>
-        </w:tc>
-        <w:tc>
-          <w:tcPr>
-            <w:tcW w:type="dxa" w:w="7560"/>
-            <w:tcMar>
-              <w:top w:type="dxa" w:w="100"/>
-              <w:left w:type="dxa" w:w="40"/>
-              <w:bottom w:type="dxa" w:w="100"/>
-              <w:right w:type="dxa" w:w="40"/>
-            </w:tcMar>
-            <w:vAlign w:val="center"/>
-          </w:tcPr>
-          <w:p>
-            <w:pPr>
-              <w:spacing w:after="50"/>
+          <w:p>
+            <w:pPr>
+              <w:spacing w:after="0"/>
+            </w:pPr>
+            <w:r>
+              <w:rPr>
+                <w:i/>
+                <w:iCs/>
+                <w:color w:val="5F6F80"/>
+                <w:sz w:val="18"/>
+                <w:szCs w:val="18"/>
+              </w:rPr>
+              <w:t xml:space="preserve">$12 for 4 games is a rate</w:t>
+            </w:r>
+          </w:p>
+        </w:tc>
+      </w:tr>
+      <w:tr>
+        <w:trPr>
+          <w:cantSplit/>
+        </w:trPr>
+        <w:tc>
+          <w:tcPr>
+            <w:tcW w:type="dxa" w:w="1800"/>
+            <w:tcMar>
+              <w:top w:type="dxa" w:w="80"/>
+              <w:left w:type="dxa" w:w="100"/>
+              <w:bottom w:type="dxa" w:w="80"/>
+              <w:right w:type="dxa" w:w="100"/>
+            </w:tcMar>
+            <w:vAlign w:val="top"/>
+          </w:tcPr>
+          <w:p>
+            <w:pPr>
+              <w:spacing w:after="30"/>
             </w:pPr>
             <w:r>
               <w:rPr>
                 <w:b/>
                 <w:bCs/>
                 <w:color w:val="12355B"/>
-                <w:sz w:val="24"/>
-                <w:szCs w:val="24"/>
-              </w:rPr>
-              <w:t xml:space="preserve">Rate</w:t>
-            </w:r>
+                <w:sz w:val="21"/>
+                <w:szCs w:val="21"/>
+              </w:rPr>
+              <w:t xml:space="preserve">Unit Rate</w:t>
+            </w:r>
+          </w:p>
+          <w:p>
+            <w:pPr>
+              <w:spacing w:after="0"/>
+            </w:pPr>
+            <w:r>
+              <w:rPr>
+                <w:i/>
+                <w:iCs/>
+                <w:color w:val="5F6F80"/>
+                <w:sz w:val="18"/>
+                <w:szCs w:val="18"/>
+              </w:rPr>
+              <w:t xml:space="preserve">Tasa unitaria</w:t>
+            </w:r>
+          </w:p>
+        </w:tc>
+        <w:tc>
+          <w:tcPr>
+            <w:tcW w:type="dxa" w:w="3160"/>
+            <w:tcMar>
+              <w:top w:type="dxa" w:w="80"/>
+              <w:left w:type="dxa" w:w="100"/>
+              <w:bottom w:type="dxa" w:w="80"/>
+              <w:right w:type="dxa" w:w="100"/>
+            </w:tcMar>
+            <w:vAlign w:val="top"/>
+          </w:tcPr>
+          <w:p>
+            <w:pPr>
+              <w:spacing w:after="0"/>
+            </w:pPr>
+            <w:r>
+              <w:rPr>
+                <w:sz w:val="20"/>
+                <w:szCs w:val="20"/>
+              </w:rPr>
+              <w:t xml:space="preserve">A rate for just 1 of something, like cost for 1 item.</w:t>
+            </w:r>
+          </w:p>
+        </w:tc>
+        <w:tc>
+          <w:tcPr>
+            <w:tcW w:type="dxa" w:w="2200"/>
+            <w:tcMar>
+              <w:top w:type="dxa" w:w="80"/>
+              <w:left w:type="dxa" w:w="100"/>
+              <w:bottom w:type="dxa" w:w="80"/>
+              <w:right w:type="dxa" w:w="100"/>
+            </w:tcMar>
+            <w:vAlign w:val="top"/>
+          </w:tcPr>
+          <w:p>
+            <w:pPr>
+              <w:spacing w:after="40"/>
+            </w:pPr>
             <w:r>
               <w:rPr>
                 <w:i/>
@@ -517,89 +841,41 @@
                 <w:sz w:val="19"/>
                 <w:szCs w:val="19"/>
               </w:rPr>
-              <w:t xml:space="preserve">   Tasa</w:t>
-            </w:r>
-          </w:p>
+              <w:t xml:space="preserve">Not Unit Rate: write a counter-example that breaks the definition.</w:t>
+            </w:r>
+          </w:p>
+          <w:p>
+            <w:pPr>
+              <w:pBdr>
+                <w:bottom w:val="single" w:color="AFBECC" w:sz="6"/>
+              </w:pBdr>
+              <w:spacing w:after="30" w:before="150"/>
+            </w:pPr>
+            <w:r>
+              <w:t xml:space="preserve"/>
+            </w:r>
+          </w:p>
+        </w:tc>
+        <w:tc>
+          <w:tcPr>
+            <w:tcW w:type="dxa" w:w="2200"/>
+            <w:tcMar>
+              <w:top w:type="dxa" w:w="80"/>
+              <w:left w:type="dxa" w:w="100"/>
+              <w:bottom w:type="dxa" w:w="80"/>
+              <w:right w:type="dxa" w:w="100"/>
+            </w:tcMar>
+            <w:vAlign w:val="top"/>
+          </w:tcPr>
           <w:p>
             <w:pPr>
               <w:spacing w:after="40"/>
-            </w:pPr>
-            <w:r>
-              <w:rPr>
-                <w:sz w:val="21"/>
-                <w:szCs w:val="21"/>
-              </w:rPr>
-              <w:t xml:space="preserve">A ratio comparing two amounts with different units, like miles per hour.</w:t>
-            </w:r>
-          </w:p>
-          <w:p>
-            <w:pPr>
-              <w:spacing w:after="0"/>
-            </w:pPr>
-            <w:r>
-              <w:rPr>
-                <w:b/>
-                <w:bCs/>
-                <w:color w:val="1FA6A2"/>
-                <w:sz w:val="18"/>
-                <w:szCs w:val="18"/>
-              </w:rPr>
-              <w:t xml:space="preserve">Example:  </w:t>
-            </w:r>
-            <w:r>
-              <w:rPr>
-                <w:i/>
-                <w:iCs/>
-                <w:color w:val="5F6F80"/>
-                <w:sz w:val="18"/>
-                <w:szCs w:val="18"/>
-              </w:rPr>
-              <w:t xml:space="preserve">$12 for 4 games is a rate</w:t>
-            </w:r>
-          </w:p>
-        </w:tc>
-      </w:tr>
-    </w:tbl>
-    <w:tbl>
-      <w:tblPr>
-        <w:tblW w:type="pct" w:w="100%"/>
-        <w:tblBorders>
-          <w:top w:val="none" w:color="FFFFFF" w:sz="0"/>
-          <w:left w:val="none" w:color="FFFFFF" w:sz="0"/>
-          <w:bottom w:val="single" w:color="C7D2DD" w:sz="4"/>
-          <w:right w:val="none" w:color="FFFFFF" w:sz="0"/>
-          <w:insideH w:val="none" w:color="FFFFFF" w:sz="0"/>
-          <w:insideV w:val="none" w:color="FFFFFF" w:sz="0"/>
-        </w:tblBorders>
-      </w:tblPr>
-      <w:tblGrid>
-        <w:gridCol w:w="1800"/>
-        <w:gridCol w:w="7560"/>
-      </w:tblGrid>
-      <w:tr>
-        <w:trPr>
-          <w:cantSplit/>
-        </w:trPr>
-        <w:tc>
-          <w:tcPr>
-            <w:tcW w:type="dxa" w:w="1800"/>
-            <w:tcMar>
-              <w:top w:type="dxa" w:w="100"/>
-              <w:left w:type="dxa" w:w="40"/>
-              <w:bottom w:type="dxa" w:w="100"/>
-              <w:right w:type="dxa" w:w="120"/>
-            </w:tcMar>
-            <w:vAlign w:val="center"/>
-          </w:tcPr>
-          <w:p>
-            <w:pPr>
-              <w:spacing w:after="0"/>
               <w:jc w:val="center"/>
             </w:pPr>
             <w:r>
               <w:drawing>
                 <wp:inline distT="0" distB="0" distL="0" distR="0">
-                  <wp:extent cx="1047750" cy="790575"/>
+                  <wp:extent cx="876300" cy="657225"/>
                   <wp:effectExtent t="0" r="0" b="0" l="0"/>
                   <wp:docPr id="1" name="" descr="" title=""/>
                   <wp:cNvGraphicFramePr>
@@ -624,7 +900,7 @@
                         <pic:spPr bwMode="auto">
                           <a:xfrm>
                             <a:off x="0" y="0"/>
-                            <a:ext cx="1047750" cy="790575"/>
+                            <a:ext cx="876300" cy="657225"/>
                           </a:xfrm>
                           <a:prstGeom prst="rect">
                             <a:avLst/>
@@ -637,32 +913,108 @@
               </w:drawing>
             </w:r>
           </w:p>
-        </w:tc>
-        <w:tc>
-          <w:tcPr>
-            <w:tcW w:type="dxa" w:w="7560"/>
-            <w:tcMar>
-              <w:top w:type="dxa" w:w="100"/>
-              <w:left w:type="dxa" w:w="40"/>
-              <w:bottom w:type="dxa" w:w="100"/>
-              <w:right w:type="dxa" w:w="40"/>
-            </w:tcMar>
-            <w:vAlign w:val="center"/>
-          </w:tcPr>
-          <w:p>
-            <w:pPr>
-              <w:spacing w:after="50"/>
+          <w:p>
+            <w:pPr>
+              <w:spacing w:after="0"/>
+            </w:pPr>
+            <w:r>
+              <w:rPr>
+                <w:i/>
+                <w:iCs/>
+                <w:color w:val="5F6F80"/>
+                <w:sz w:val="18"/>
+                <w:szCs w:val="18"/>
+              </w:rPr>
+              <w:t xml:space="preserve">$3 per 1 game</w:t>
+            </w:r>
+          </w:p>
+        </w:tc>
+      </w:tr>
+      <w:tr>
+        <w:trPr>
+          <w:cantSplit/>
+        </w:trPr>
+        <w:tc>
+          <w:tcPr>
+            <w:tcW w:type="dxa" w:w="1800"/>
+            <w:tcMar>
+              <w:top w:type="dxa" w:w="80"/>
+              <w:left w:type="dxa" w:w="100"/>
+              <w:bottom w:type="dxa" w:w="80"/>
+              <w:right w:type="dxa" w:w="100"/>
+            </w:tcMar>
+            <w:vAlign w:val="top"/>
+          </w:tcPr>
+          <w:p>
+            <w:pPr>
+              <w:spacing w:after="30"/>
             </w:pPr>
             <w:r>
               <w:rPr>
                 <w:b/>
                 <w:bCs/>
                 <w:color w:val="12355B"/>
-                <w:sz w:val="24"/>
-                <w:szCs w:val="24"/>
-              </w:rPr>
-              <w:t xml:space="preserve">Unit Rate</w:t>
-            </w:r>
+                <w:sz w:val="21"/>
+                <w:szCs w:val="21"/>
+              </w:rPr>
+              <w:t xml:space="preserve">Per</w:t>
+            </w:r>
+          </w:p>
+          <w:p>
+            <w:pPr>
+              <w:spacing w:after="0"/>
+            </w:pPr>
+            <w:r>
+              <w:rPr>
+                <w:i/>
+                <w:iCs/>
+                <w:color w:val="5F6F80"/>
+                <w:sz w:val="18"/>
+                <w:szCs w:val="18"/>
+              </w:rPr>
+              <w:t xml:space="preserve">Por</w:t>
+            </w:r>
+          </w:p>
+        </w:tc>
+        <w:tc>
+          <w:tcPr>
+            <w:tcW w:type="dxa" w:w="3160"/>
+            <w:tcMar>
+              <w:top w:type="dxa" w:w="80"/>
+              <w:left w:type="dxa" w:w="100"/>
+              <w:bottom w:type="dxa" w:w="80"/>
+              <w:right w:type="dxa" w:w="100"/>
+            </w:tcMar>
+            <w:vAlign w:val="top"/>
+          </w:tcPr>
+          <w:p>
+            <w:pPr>
+              <w:spacing w:after="0"/>
+            </w:pPr>
+            <w:r>
+              <w:rPr>
+                <w:sz w:val="20"/>
+                <w:szCs w:val="20"/>
+              </w:rPr>
+              <w:t xml:space="preserve">For each one. Example: 5 dollars per book.</w:t>
+            </w:r>
+          </w:p>
+        </w:tc>
+        <w:tc>
+          <w:tcPr>
+            <w:tcW w:type="dxa" w:w="2200"/>
+            <w:tcMar>
+              <w:top w:type="dxa" w:w="80"/>
+              <w:left w:type="dxa" w:w="100"/>
+              <w:bottom w:type="dxa" w:w="80"/>
+              <w:right w:type="dxa" w:w="100"/>
+            </w:tcMar>
+            <w:vAlign w:val="top"/>
+          </w:tcPr>
+          <w:p>
+            <w:pPr>
+              <w:spacing w:after="40"/>
+            </w:pPr>
             <w:r>
               <w:rPr>
                 <w:i/>
@@ -671,89 +1023,41 @@
                 <w:sz w:val="19"/>
                 <w:szCs w:val="19"/>
               </w:rPr>
-              <w:t xml:space="preserve">   Tasa unitaria</w:t>
-            </w:r>
-          </w:p>
+              <w:t xml:space="preserve">Not Per: write a counter-example that breaks the definition.</w:t>
+            </w:r>
+          </w:p>
+          <w:p>
+            <w:pPr>
+              <w:pBdr>
+                <w:bottom w:val="single" w:color="AFBECC" w:sz="6"/>
+              </w:pBdr>
+              <w:spacing w:after="30" w:before="150"/>
+            </w:pPr>
+            <w:r>
+              <w:t xml:space="preserve"/>
+            </w:r>
+          </w:p>
+        </w:tc>
+        <w:tc>
+          <w:tcPr>
+            <w:tcW w:type="dxa" w:w="2200"/>
+            <w:tcMar>
+              <w:top w:type="dxa" w:w="80"/>
+              <w:left w:type="dxa" w:w="100"/>
+              <w:bottom w:type="dxa" w:w="80"/>
+              <w:right w:type="dxa" w:w="100"/>
+            </w:tcMar>
+            <w:vAlign w:val="top"/>
+          </w:tcPr>
           <w:p>
             <w:pPr>
               <w:spacing w:after="40"/>
-            </w:pPr>
-            <w:r>
-              <w:rPr>
-                <w:sz w:val="21"/>
-                <w:szCs w:val="21"/>
-              </w:rPr>
-              <w:t xml:space="preserve">A rate for just 1 of something, like cost for 1 item.</w:t>
-            </w:r>
-          </w:p>
-          <w:p>
-            <w:pPr>
-              <w:spacing w:after="0"/>
-            </w:pPr>
-            <w:r>
-              <w:rPr>
-                <w:b/>
-                <w:bCs/>
-                <w:color w:val="1FA6A2"/>
-                <w:sz w:val="18"/>
-                <w:szCs w:val="18"/>
-              </w:rPr>
-              <w:t xml:space="preserve">Example:  </w:t>
-            </w:r>
-            <w:r>
-              <w:rPr>
-                <w:i/>
-                <w:iCs/>
-                <w:color w:val="5F6F80"/>
-                <w:sz w:val="18"/>
-                <w:szCs w:val="18"/>
-              </w:rPr>
-              <w:t xml:space="preserve">$3 per 1 game</w:t>
-            </w:r>
-          </w:p>
-        </w:tc>
-      </w:tr>
-    </w:tbl>
-    <w:tbl>
-      <w:tblPr>
-        <w:tblW w:type="pct" w:w="100%"/>
-        <w:tblBorders>
-          <w:top w:val="none" w:color="FFFFFF" w:sz="0"/>
-          <w:left w:val="none" w:color="FFFFFF" w:sz="0"/>
-          <w:bottom w:val="single" w:color="C7D2DD" w:sz="4"/>
-          <w:right w:val="none" w:color="FFFFFF" w:sz="0"/>
-          <w:insideH w:val="none" w:color="FFFFFF" w:sz="0"/>
-          <w:insideV w:val="none" w:color="FFFFFF" w:sz="0"/>
-        </w:tblBorders>
-      </w:tblPr>
-      <w:tblGrid>
-        <w:gridCol w:w="1800"/>
-        <w:gridCol w:w="7560"/>
-      </w:tblGrid>
-      <w:tr>
-        <w:trPr>
-          <w:cantSplit/>
-        </w:trPr>
-        <w:tc>
-          <w:tcPr>
-            <w:tcW w:type="dxa" w:w="1800"/>
-            <w:tcMar>
-              <w:top w:type="dxa" w:w="100"/>
-              <w:left w:type="dxa" w:w="40"/>
-              <w:bottom w:type="dxa" w:w="100"/>
-              <w:right w:type="dxa" w:w="120"/>
-            </w:tcMar>
-            <w:vAlign w:val="center"/>
-          </w:tcPr>
-          <w:p>
-            <w:pPr>
-              <w:spacing w:after="0"/>
               <w:jc w:val="center"/>
             </w:pPr>
             <w:r>
               <w:drawing>
                 <wp:inline distT="0" distB="0" distL="0" distR="0">
-                  <wp:extent cx="1047750" cy="790575"/>
+                  <wp:extent cx="876300" cy="657225"/>
                   <wp:effectExtent t="0" r="0" b="0" l="0"/>
                   <wp:docPr id="1" name="" descr="" title=""/>
                   <wp:cNvGraphicFramePr>
@@ -778,7 +1082,7 @@
                         <pic:spPr bwMode="auto">
                           <a:xfrm>
                             <a:off x="0" y="0"/>
-                            <a:ext cx="1047750" cy="790575"/>
+                            <a:ext cx="876300" cy="657225"/>
                           </a:xfrm>
                           <a:prstGeom prst="rect">
                             <a:avLst/>
@@ -791,32 +1095,108 @@
               </w:drawing>
             </w:r>
           </w:p>
-        </w:tc>
-        <w:tc>
-          <w:tcPr>
-            <w:tcW w:type="dxa" w:w="7560"/>
-            <w:tcMar>
-              <w:top w:type="dxa" w:w="100"/>
-              <w:left w:type="dxa" w:w="40"/>
-              <w:bottom w:type="dxa" w:w="100"/>
-              <w:right w:type="dxa" w:w="40"/>
-            </w:tcMar>
-            <w:vAlign w:val="center"/>
-          </w:tcPr>
-          <w:p>
-            <w:pPr>
-              <w:spacing w:after="50"/>
+          <w:p>
+            <w:pPr>
+              <w:spacing w:after="0"/>
+            </w:pPr>
+            <w:r>
+              <w:rPr>
+                <w:i/>
+                <w:iCs/>
+                <w:color w:val="5F6F80"/>
+                <w:sz w:val="18"/>
+                <w:szCs w:val="18"/>
+              </w:rPr>
+              <w:t xml:space="preserve">60 miles per hour means 60 miles for every 1 hour</w:t>
+            </w:r>
+          </w:p>
+        </w:tc>
+      </w:tr>
+      <w:tr>
+        <w:trPr>
+          <w:cantSplit/>
+        </w:trPr>
+        <w:tc>
+          <w:tcPr>
+            <w:tcW w:type="dxa" w:w="1800"/>
+            <w:tcMar>
+              <w:top w:type="dxa" w:w="80"/>
+              <w:left w:type="dxa" w:w="100"/>
+              <w:bottom w:type="dxa" w:w="80"/>
+              <w:right w:type="dxa" w:w="100"/>
+            </w:tcMar>
+            <w:vAlign w:val="top"/>
+          </w:tcPr>
+          <w:p>
+            <w:pPr>
+              <w:spacing w:after="30"/>
             </w:pPr>
             <w:r>
               <w:rPr>
                 <w:b/>
                 <w:bCs/>
                 <w:color w:val="12355B"/>
-                <w:sz w:val="24"/>
-                <w:szCs w:val="24"/>
-              </w:rPr>
-              <w:t xml:space="preserve">Per</w:t>
-            </w:r>
+                <w:sz w:val="21"/>
+                <w:szCs w:val="21"/>
+              </w:rPr>
+              <w:t xml:space="preserve">Ratio</w:t>
+            </w:r>
+          </w:p>
+          <w:p>
+            <w:pPr>
+              <w:spacing w:after="0"/>
+            </w:pPr>
+            <w:r>
+              <w:rPr>
+                <w:i/>
+                <w:iCs/>
+                <w:color w:val="5F6F80"/>
+                <w:sz w:val="18"/>
+                <w:szCs w:val="18"/>
+              </w:rPr>
+              <w:t xml:space="preserve">Razón</w:t>
+            </w:r>
+          </w:p>
+        </w:tc>
+        <w:tc>
+          <w:tcPr>
+            <w:tcW w:type="dxa" w:w="3160"/>
+            <w:tcMar>
+              <w:top w:type="dxa" w:w="80"/>
+              <w:left w:type="dxa" w:w="100"/>
+              <w:bottom w:type="dxa" w:w="80"/>
+              <w:right w:type="dxa" w:w="100"/>
+            </w:tcMar>
+            <w:vAlign w:val="top"/>
+          </w:tcPr>
+          <w:p>
+            <w:pPr>
+              <w:spacing w:after="0"/>
+            </w:pPr>
+            <w:r>
+              <w:rPr>
+                <w:sz w:val="20"/>
+                <w:szCs w:val="20"/>
+              </w:rPr>
+              <w:t xml:space="preserve">A way to compare two amounts, like 3 to 2.</w:t>
+            </w:r>
+          </w:p>
+        </w:tc>
+        <w:tc>
+          <w:tcPr>
+            <w:tcW w:type="dxa" w:w="2200"/>
+            <w:tcMar>
+              <w:top w:type="dxa" w:w="80"/>
+              <w:left w:type="dxa" w:w="100"/>
+              <w:bottom w:type="dxa" w:w="80"/>
+              <w:right w:type="dxa" w:w="100"/>
+            </w:tcMar>
+            <w:vAlign w:val="top"/>
+          </w:tcPr>
+          <w:p>
+            <w:pPr>
+              <w:spacing w:after="40"/>
+            </w:pPr>
             <w:r>
               <w:rPr>
                 <w:i/>
@@ -825,89 +1205,41 @@
                 <w:sz w:val="19"/>
                 <w:szCs w:val="19"/>
               </w:rPr>
-              <w:t xml:space="preserve">   Por</w:t>
-            </w:r>
-          </w:p>
+              <w:t xml:space="preserve">Not Ratio: write a counter-example that breaks the definition.</w:t>
+            </w:r>
+          </w:p>
+          <w:p>
+            <w:pPr>
+              <w:pBdr>
+                <w:bottom w:val="single" w:color="AFBECC" w:sz="6"/>
+              </w:pBdr>
+              <w:spacing w:after="30" w:before="150"/>
+            </w:pPr>
+            <w:r>
+              <w:t xml:space="preserve"/>
+            </w:r>
+          </w:p>
+        </w:tc>
+        <w:tc>
+          <w:tcPr>
+            <w:tcW w:type="dxa" w:w="2200"/>
+            <w:tcMar>
+              <w:top w:type="dxa" w:w="80"/>
+              <w:left w:type="dxa" w:w="100"/>
+              <w:bottom w:type="dxa" w:w="80"/>
+              <w:right w:type="dxa" w:w="100"/>
+            </w:tcMar>
+            <w:vAlign w:val="top"/>
+          </w:tcPr>
           <w:p>
             <w:pPr>
               <w:spacing w:after="40"/>
-            </w:pPr>
-            <w:r>
-              <w:rPr>
-                <w:sz w:val="21"/>
-                <w:szCs w:val="21"/>
-              </w:rPr>
-              <w:t xml:space="preserve">For each one. Example: 5 dollars per book.</w:t>
-            </w:r>
-          </w:p>
-          <w:p>
-            <w:pPr>
-              <w:spacing w:after="0"/>
-            </w:pPr>
-            <w:r>
-              <w:rPr>
-                <w:b/>
-                <w:bCs/>
-                <w:color w:val="1FA6A2"/>
-                <w:sz w:val="18"/>
-                <w:szCs w:val="18"/>
-              </w:rPr>
-              <w:t xml:space="preserve">Example:  </w:t>
-            </w:r>
-            <w:r>
-              <w:rPr>
-                <w:i/>
-                <w:iCs/>
-                <w:color w:val="5F6F80"/>
-                <w:sz w:val="18"/>
-                <w:szCs w:val="18"/>
-              </w:rPr>
-              <w:t xml:space="preserve">60 miles per hour means 60 miles for every 1 hour</w:t>
-            </w:r>
-          </w:p>
-        </w:tc>
-      </w:tr>
-    </w:tbl>
-    <w:tbl>
-      <w:tblPr>
-        <w:tblW w:type="pct" w:w="100%"/>
-        <w:tblBorders>
-          <w:top w:val="none" w:color="FFFFFF" w:sz="0"/>
-          <w:left w:val="none" w:color="FFFFFF" w:sz="0"/>
-          <w:bottom w:val="single" w:color="C7D2DD" w:sz="4"/>
-          <w:right w:val="none" w:color="FFFFFF" w:sz="0"/>
-          <w:insideH w:val="none" w:color="FFFFFF" w:sz="0"/>
-          <w:insideV w:val="none" w:color="FFFFFF" w:sz="0"/>
-        </w:tblBorders>
-      </w:tblPr>
-      <w:tblGrid>
-        <w:gridCol w:w="1800"/>
-        <w:gridCol w:w="7560"/>
-      </w:tblGrid>
-      <w:tr>
-        <w:trPr>
-          <w:cantSplit/>
-        </w:trPr>
-        <w:tc>
-          <w:tcPr>
-            <w:tcW w:type="dxa" w:w="1800"/>
-            <w:tcMar>
-              <w:top w:type="dxa" w:w="100"/>
-              <w:left w:type="dxa" w:w="40"/>
-              <w:bottom w:type="dxa" w:w="100"/>
-              <w:right w:type="dxa" w:w="120"/>
-            </w:tcMar>
-            <w:vAlign w:val="center"/>
-          </w:tcPr>
-          <w:p>
-            <w:pPr>
-              <w:spacing w:after="0"/>
               <w:jc w:val="center"/>
             </w:pPr>
             <w:r>
               <w:drawing>
                 <wp:inline distT="0" distB="0" distL="0" distR="0">
-                  <wp:extent cx="1047750" cy="790575"/>
+                  <wp:extent cx="876300" cy="657225"/>
                   <wp:effectExtent t="0" r="0" b="0" l="0"/>
                   <wp:docPr id="1" name="" descr="" title=""/>
                   <wp:cNvGraphicFramePr>
@@ -932,7 +1264,7 @@
                         <pic:spPr bwMode="auto">
                           <a:xfrm>
                             <a:off x="0" y="0"/>
-                            <a:ext cx="1047750" cy="790575"/>
+                            <a:ext cx="876300" cy="657225"/>
                           </a:xfrm>
                           <a:prstGeom prst="rect">
                             <a:avLst/>
@@ -945,32 +1277,108 @@
               </w:drawing>
             </w:r>
           </w:p>
-        </w:tc>
-        <w:tc>
-          <w:tcPr>
-            <w:tcW w:type="dxa" w:w="7560"/>
-            <w:tcMar>
-              <w:top w:type="dxa" w:w="100"/>
-              <w:left w:type="dxa" w:w="40"/>
-              <w:bottom w:type="dxa" w:w="100"/>
-              <w:right w:type="dxa" w:w="40"/>
-            </w:tcMar>
-            <w:vAlign w:val="center"/>
-          </w:tcPr>
-          <w:p>
-            <w:pPr>
-              <w:spacing w:after="50"/>
+          <w:p>
+            <w:pPr>
+              <w:spacing w:after="0"/>
+            </w:pPr>
+            <w:r>
+              <w:rPr>
+                <w:i/>
+                <w:iCs/>
+                <w:color w:val="5F6F80"/>
+                <w:sz w:val="18"/>
+                <w:szCs w:val="18"/>
+              </w:rPr>
+              <w:t xml:space="preserve">5 to 3 or 5:3</w:t>
+            </w:r>
+          </w:p>
+        </w:tc>
+      </w:tr>
+      <w:tr>
+        <w:trPr>
+          <w:cantSplit/>
+        </w:trPr>
+        <w:tc>
+          <w:tcPr>
+            <w:tcW w:type="dxa" w:w="1800"/>
+            <w:tcMar>
+              <w:top w:type="dxa" w:w="80"/>
+              <w:left w:type="dxa" w:w="100"/>
+              <w:bottom w:type="dxa" w:w="80"/>
+              <w:right w:type="dxa" w:w="100"/>
+            </w:tcMar>
+            <w:vAlign w:val="top"/>
+          </w:tcPr>
+          <w:p>
+            <w:pPr>
+              <w:spacing w:after="30"/>
             </w:pPr>
             <w:r>
               <w:rPr>
                 <w:b/>
                 <w:bCs/>
                 <w:color w:val="12355B"/>
-                <w:sz w:val="24"/>
-                <w:szCs w:val="24"/>
-              </w:rPr>
-              <w:t xml:space="preserve">Ratio</w:t>
-            </w:r>
+                <w:sz w:val="21"/>
+                <w:szCs w:val="21"/>
+              </w:rPr>
+              <w:t xml:space="preserve">Unit price</w:t>
+            </w:r>
+          </w:p>
+          <w:p>
+            <w:pPr>
+              <w:spacing w:after="0"/>
+            </w:pPr>
+            <w:r>
+              <w:rPr>
+                <w:i/>
+                <w:iCs/>
+                <w:color w:val="5F6F80"/>
+                <w:sz w:val="18"/>
+                <w:szCs w:val="18"/>
+              </w:rPr>
+              <w:t xml:space="preserve">Precio unitario</w:t>
+            </w:r>
+          </w:p>
+        </w:tc>
+        <w:tc>
+          <w:tcPr>
+            <w:tcW w:type="dxa" w:w="3160"/>
+            <w:tcMar>
+              <w:top w:type="dxa" w:w="80"/>
+              <w:left w:type="dxa" w:w="100"/>
+              <w:bottom w:type="dxa" w:w="80"/>
+              <w:right w:type="dxa" w:w="100"/>
+            </w:tcMar>
+            <w:vAlign w:val="top"/>
+          </w:tcPr>
+          <w:p>
+            <w:pPr>
+              <w:spacing w:after="0"/>
+            </w:pPr>
+            <w:r>
+              <w:rPr>
+                <w:sz w:val="20"/>
+                <w:szCs w:val="20"/>
+              </w:rPr>
+              <w:t xml:space="preserve">A unit rate that gives the cost of exactly 1 item, like $0.60 per game.</w:t>
+            </w:r>
+          </w:p>
+        </w:tc>
+        <w:tc>
+          <w:tcPr>
+            <w:tcW w:type="dxa" w:w="2200"/>
+            <w:tcMar>
+              <w:top w:type="dxa" w:w="80"/>
+              <w:left w:type="dxa" w:w="100"/>
+              <w:bottom w:type="dxa" w:w="80"/>
+              <w:right w:type="dxa" w:w="100"/>
+            </w:tcMar>
+            <w:vAlign w:val="top"/>
+          </w:tcPr>
+          <w:p>
+            <w:pPr>
+              <w:spacing w:after="40"/>
+            </w:pPr>
             <w:r>
               <w:rPr>
                 <w:i/>
@@ -979,89 +1387,41 @@
                 <w:sz w:val="19"/>
                 <w:szCs w:val="19"/>
               </w:rPr>
-              <w:t xml:space="preserve">   Razón</w:t>
-            </w:r>
-          </w:p>
+              <w:t xml:space="preserve">Not Unit price: write a counter-example that breaks the definition.</w:t>
+            </w:r>
+          </w:p>
+          <w:p>
+            <w:pPr>
+              <w:pBdr>
+                <w:bottom w:val="single" w:color="AFBECC" w:sz="6"/>
+              </w:pBdr>
+              <w:spacing w:after="30" w:before="150"/>
+            </w:pPr>
+            <w:r>
+              <w:t xml:space="preserve"/>
+            </w:r>
+          </w:p>
+        </w:tc>
+        <w:tc>
+          <w:tcPr>
+            <w:tcW w:type="dxa" w:w="2200"/>
+            <w:tcMar>
+              <w:top w:type="dxa" w:w="80"/>
+              <w:left w:type="dxa" w:w="100"/>
+              <w:bottom w:type="dxa" w:w="80"/>
+              <w:right w:type="dxa" w:w="100"/>
+            </w:tcMar>
+            <w:vAlign w:val="top"/>
+          </w:tcPr>
           <w:p>
             <w:pPr>
               <w:spacing w:after="40"/>
-            </w:pPr>
-            <w:r>
-              <w:rPr>
-                <w:sz w:val="21"/>
-                <w:szCs w:val="21"/>
-              </w:rPr>
-              <w:t xml:space="preserve">A way to compare two amounts, like 3 to 2.</w:t>
-            </w:r>
-          </w:p>
-          <w:p>
-            <w:pPr>
-              <w:spacing w:after="0"/>
-            </w:pPr>
-            <w:r>
-              <w:rPr>
-                <w:b/>
-                <w:bCs/>
-                <w:color w:val="1FA6A2"/>
-                <w:sz w:val="18"/>
-                <w:szCs w:val="18"/>
-              </w:rPr>
-              <w:t xml:space="preserve">Example:  </w:t>
-            </w:r>
-            <w:r>
-              <w:rPr>
-                <w:i/>
-                <w:iCs/>
-                <w:color w:val="5F6F80"/>
-                <w:sz w:val="18"/>
-                <w:szCs w:val="18"/>
-              </w:rPr>
-              <w:t xml:space="preserve">5 to 3 or 5:3</w:t>
-            </w:r>
-          </w:p>
-        </w:tc>
-      </w:tr>
-    </w:tbl>
-    <w:tbl>
-      <w:tblPr>
-        <w:tblW w:type="pct" w:w="100%"/>
-        <w:tblBorders>
-          <w:top w:val="none" w:color="FFFFFF" w:sz="0"/>
-          <w:left w:val="none" w:color="FFFFFF" w:sz="0"/>
-          <w:bottom w:val="single" w:color="C7D2DD" w:sz="4"/>
-          <w:right w:val="none" w:color="FFFFFF" w:sz="0"/>
-          <w:insideH w:val="none" w:color="FFFFFF" w:sz="0"/>
-          <w:insideV w:val="none" w:color="FFFFFF" w:sz="0"/>
-        </w:tblBorders>
-      </w:tblPr>
-      <w:tblGrid>
-        <w:gridCol w:w="1800"/>
-        <w:gridCol w:w="7560"/>
-      </w:tblGrid>
-      <w:tr>
-        <w:trPr>
-          <w:cantSplit/>
-        </w:trPr>
-        <w:tc>
-          <w:tcPr>
-            <w:tcW w:type="dxa" w:w="1800"/>
-            <w:tcMar>
-              <w:top w:type="dxa" w:w="100"/>
-              <w:left w:type="dxa" w:w="40"/>
-              <w:bottom w:type="dxa" w:w="100"/>
-              <w:right w:type="dxa" w:w="120"/>
-            </w:tcMar>
-            <w:vAlign w:val="center"/>
-          </w:tcPr>
-          <w:p>
-            <w:pPr>
-              <w:spacing w:after="0"/>
               <w:jc w:val="center"/>
             </w:pPr>
             <w:r>
               <w:drawing>
                 <wp:inline distT="0" distB="0" distL="0" distR="0">
-                  <wp:extent cx="1047750" cy="790575"/>
+                  <wp:extent cx="876300" cy="657225"/>
                   <wp:effectExtent t="0" r="0" b="0" l="0"/>
                   <wp:docPr id="1" name="" descr="" title=""/>
                   <wp:cNvGraphicFramePr>
@@ -1086,7 +1446,7 @@
                         <pic:spPr bwMode="auto">
                           <a:xfrm>
                             <a:off x="0" y="0"/>
-                            <a:ext cx="1047750" cy="790575"/>
+                            <a:ext cx="876300" cy="657225"/>
                           </a:xfrm>
                           <a:prstGeom prst="rect">
                             <a:avLst/>
@@ -1099,32 +1459,108 @@
               </w:drawing>
             </w:r>
           </w:p>
-        </w:tc>
-        <w:tc>
-          <w:tcPr>
-            <w:tcW w:type="dxa" w:w="7560"/>
-            <w:tcMar>
-              <w:top w:type="dxa" w:w="100"/>
-              <w:left w:type="dxa" w:w="40"/>
-              <w:bottom w:type="dxa" w:w="100"/>
-              <w:right w:type="dxa" w:w="40"/>
-            </w:tcMar>
-            <w:vAlign w:val="center"/>
-          </w:tcPr>
-          <w:p>
-            <w:pPr>
-              <w:spacing w:after="50"/>
+          <w:p>
+            <w:pPr>
+              <w:spacing w:after="0"/>
+            </w:pPr>
+            <w:r>
+              <w:rPr>
+                <w:i/>
+                <w:iCs/>
+                <w:color w:val="5F6F80"/>
+                <w:sz w:val="18"/>
+                <w:szCs w:val="18"/>
+              </w:rPr>
+              <w:t xml:space="preserve">$3 for 5 games → $0.60 per 1 game</w:t>
+            </w:r>
+          </w:p>
+        </w:tc>
+      </w:tr>
+      <w:tr>
+        <w:trPr>
+          <w:cantSplit/>
+        </w:trPr>
+        <w:tc>
+          <w:tcPr>
+            <w:tcW w:type="dxa" w:w="1800"/>
+            <w:tcMar>
+              <w:top w:type="dxa" w:w="80"/>
+              <w:left w:type="dxa" w:w="100"/>
+              <w:bottom w:type="dxa" w:w="80"/>
+              <w:right w:type="dxa" w:w="100"/>
+            </w:tcMar>
+            <w:vAlign w:val="top"/>
+          </w:tcPr>
+          <w:p>
+            <w:pPr>
+              <w:spacing w:after="30"/>
             </w:pPr>
             <w:r>
               <w:rPr>
                 <w:b/>
                 <w:bCs/>
                 <w:color w:val="12355B"/>
-                <w:sz w:val="24"/>
-                <w:szCs w:val="24"/>
-              </w:rPr>
-              <w:t xml:space="preserve">Unit price</w:t>
-            </w:r>
+                <w:sz w:val="21"/>
+                <w:szCs w:val="21"/>
+              </w:rPr>
+              <w:t xml:space="preserve">Better Buy</w:t>
+            </w:r>
+          </w:p>
+          <w:p>
+            <w:pPr>
+              <w:spacing w:after="0"/>
+            </w:pPr>
+            <w:r>
+              <w:rPr>
+                <w:i/>
+                <w:iCs/>
+                <w:color w:val="5F6F80"/>
+                <w:sz w:val="18"/>
+                <w:szCs w:val="18"/>
+              </w:rPr>
+              <w:t xml:space="preserve">Mejor compra</w:t>
+            </w:r>
+          </w:p>
+        </w:tc>
+        <w:tc>
+          <w:tcPr>
+            <w:tcW w:type="dxa" w:w="3160"/>
+            <w:tcMar>
+              <w:top w:type="dxa" w:w="80"/>
+              <w:left w:type="dxa" w:w="100"/>
+              <w:bottom w:type="dxa" w:w="80"/>
+              <w:right w:type="dxa" w:w="100"/>
+            </w:tcMar>
+            <w:vAlign w:val="top"/>
+          </w:tcPr>
+          <w:p>
+            <w:pPr>
+              <w:spacing w:after="0"/>
+            </w:pPr>
+            <w:r>
+              <w:rPr>
+                <w:sz w:val="20"/>
+                <w:szCs w:val="20"/>
+              </w:rPr>
+              <w:t xml:space="preserve">The choice that costs less for each item.</w:t>
+            </w:r>
+          </w:p>
+        </w:tc>
+        <w:tc>
+          <w:tcPr>
+            <w:tcW w:type="dxa" w:w="2200"/>
+            <w:tcMar>
+              <w:top w:type="dxa" w:w="80"/>
+              <w:left w:type="dxa" w:w="100"/>
+              <w:bottom w:type="dxa" w:w="80"/>
+              <w:right w:type="dxa" w:w="100"/>
+            </w:tcMar>
+            <w:vAlign w:val="top"/>
+          </w:tcPr>
+          <w:p>
+            <w:pPr>
+              <w:spacing w:after="40"/>
+            </w:pPr>
             <w:r>
               <w:rPr>
                 <w:i/>
@@ -1133,89 +1569,41 @@
                 <w:sz w:val="19"/>
                 <w:szCs w:val="19"/>
               </w:rPr>
-              <w:t xml:space="preserve">   Precio unitario</w:t>
-            </w:r>
-          </w:p>
+              <w:t xml:space="preserve">Not Better Buy: write a counter-example that breaks the definition.</w:t>
+            </w:r>
+          </w:p>
+          <w:p>
+            <w:pPr>
+              <w:pBdr>
+                <w:bottom w:val="single" w:color="AFBECC" w:sz="6"/>
+              </w:pBdr>
+              <w:spacing w:after="30" w:before="150"/>
+            </w:pPr>
+            <w:r>
+              <w:t xml:space="preserve"/>
+            </w:r>
+          </w:p>
+        </w:tc>
+        <w:tc>
+          <w:tcPr>
+            <w:tcW w:type="dxa" w:w="2200"/>
+            <w:tcMar>
+              <w:top w:type="dxa" w:w="80"/>
+              <w:left w:type="dxa" w:w="100"/>
+              <w:bottom w:type="dxa" w:w="80"/>
+              <w:right w:type="dxa" w:w="100"/>
+            </w:tcMar>
+            <w:vAlign w:val="top"/>
+          </w:tcPr>
           <w:p>
             <w:pPr>
               <w:spacing w:after="40"/>
-            </w:pPr>
-            <w:r>
-              <w:rPr>
-                <w:sz w:val="21"/>
-                <w:szCs w:val="21"/>
-              </w:rPr>
-              <w:t xml:space="preserve">A unit rate that gives the cost of exactly 1 item, like $0.60 per game.</w:t>
-            </w:r>
-          </w:p>
-          <w:p>
-            <w:pPr>
-              <w:spacing w:after="0"/>
-            </w:pPr>
-            <w:r>
-              <w:rPr>
-                <w:b/>
-                <w:bCs/>
-                <w:color w:val="1FA6A2"/>
-                <w:sz w:val="18"/>
-                <w:szCs w:val="18"/>
-              </w:rPr>
-              <w:t xml:space="preserve">Example:  </w:t>
-            </w:r>
-            <w:r>
-              <w:rPr>
-                <w:i/>
-                <w:iCs/>
-                <w:color w:val="5F6F80"/>
-                <w:sz w:val="18"/>
-                <w:szCs w:val="18"/>
-              </w:rPr>
-              <w:t xml:space="preserve">$3 for 5 games → $0.60 per 1 game</w:t>
-            </w:r>
-          </w:p>
-        </w:tc>
-      </w:tr>
-    </w:tbl>
-    <w:tbl>
-      <w:tblPr>
-        <w:tblW w:type="pct" w:w="100%"/>
-        <w:tblBorders>
-          <w:top w:val="none" w:color="FFFFFF" w:sz="0"/>
-          <w:left w:val="none" w:color="FFFFFF" w:sz="0"/>
-          <w:bottom w:val="single" w:color="C7D2DD" w:sz="4"/>
-          <w:right w:val="none" w:color="FFFFFF" w:sz="0"/>
-          <w:insideH w:val="none" w:color="FFFFFF" w:sz="0"/>
-          <w:insideV w:val="none" w:color="FFFFFF" w:sz="0"/>
-        </w:tblBorders>
-      </w:tblPr>
-      <w:tblGrid>
-        <w:gridCol w:w="1800"/>
-        <w:gridCol w:w="7560"/>
-      </w:tblGrid>
-      <w:tr>
-        <w:trPr>
-          <w:cantSplit/>
-        </w:trPr>
-        <w:tc>
-          <w:tcPr>
-            <w:tcW w:type="dxa" w:w="1800"/>
-            <w:tcMar>
-              <w:top w:type="dxa" w:w="100"/>
-              <w:left w:type="dxa" w:w="40"/>
-              <w:bottom w:type="dxa" w:w="100"/>
-              <w:right w:type="dxa" w:w="120"/>
-            </w:tcMar>
-            <w:vAlign w:val="center"/>
-          </w:tcPr>
-          <w:p>
-            <w:pPr>
-              <w:spacing w:after="0"/>
               <w:jc w:val="center"/>
             </w:pPr>
             <w:r>
               <w:drawing>
                 <wp:inline distT="0" distB="0" distL="0" distR="0">
-                  <wp:extent cx="1047750" cy="790575"/>
+                  <wp:extent cx="876300" cy="657225"/>
                   <wp:effectExtent t="0" r="0" b="0" l="0"/>
                   <wp:docPr id="1" name="" descr="" title=""/>
                   <wp:cNvGraphicFramePr>
@@ -1240,7 +1628,7 @@
                         <pic:spPr bwMode="auto">
                           <a:xfrm>
                             <a:off x="0" y="0"/>
-                            <a:ext cx="1047750" cy="790575"/>
+                            <a:ext cx="876300" cy="657225"/>
                           </a:xfrm>
                           <a:prstGeom prst="rect">
                             <a:avLst/>
@@ -1253,32 +1641,108 @@
               </w:drawing>
             </w:r>
           </w:p>
-        </w:tc>
-        <w:tc>
-          <w:tcPr>
-            <w:tcW w:type="dxa" w:w="7560"/>
-            <w:tcMar>
-              <w:top w:type="dxa" w:w="100"/>
-              <w:left w:type="dxa" w:w="40"/>
-              <w:bottom w:type="dxa" w:w="100"/>
-              <w:right w:type="dxa" w:w="40"/>
-            </w:tcMar>
-            <w:vAlign w:val="center"/>
-          </w:tcPr>
-          <w:p>
-            <w:pPr>
-              <w:spacing w:after="50"/>
+          <w:p>
+            <w:pPr>
+              <w:spacing w:after="0"/>
+            </w:pPr>
+            <w:r>
+              <w:rPr>
+                <w:i/>
+                <w:iCs/>
+                <w:color w:val="5F6F80"/>
+                <w:sz w:val="18"/>
+                <w:szCs w:val="18"/>
+              </w:rPr>
+              <w:t xml:space="preserve">Pack A: $0.50 per pencil vs Pack B: $0.40 per pencil — Pack B is the better buy</w:t>
+            </w:r>
+          </w:p>
+        </w:tc>
+      </w:tr>
+      <w:tr>
+        <w:trPr>
+          <w:cantSplit/>
+        </w:trPr>
+        <w:tc>
+          <w:tcPr>
+            <w:tcW w:type="dxa" w:w="1800"/>
+            <w:tcMar>
+              <w:top w:type="dxa" w:w="80"/>
+              <w:left w:type="dxa" w:w="100"/>
+              <w:bottom w:type="dxa" w:w="80"/>
+              <w:right w:type="dxa" w:w="100"/>
+            </w:tcMar>
+            <w:vAlign w:val="top"/>
+          </w:tcPr>
+          <w:p>
+            <w:pPr>
+              <w:spacing w:after="30"/>
             </w:pPr>
             <w:r>
               <w:rPr>
                 <w:b/>
                 <w:bCs/>
                 <w:color w:val="12355B"/>
-                <w:sz w:val="24"/>
-                <w:szCs w:val="24"/>
-              </w:rPr>
-              <w:t xml:space="preserve">Better Buy</w:t>
-            </w:r>
+                <w:sz w:val="21"/>
+                <w:szCs w:val="21"/>
+              </w:rPr>
+              <w:t xml:space="preserve">Divide</w:t>
+            </w:r>
+          </w:p>
+          <w:p>
+            <w:pPr>
+              <w:spacing w:after="0"/>
+            </w:pPr>
+            <w:r>
+              <w:rPr>
+                <w:i/>
+                <w:iCs/>
+                <w:color w:val="5F6F80"/>
+                <w:sz w:val="18"/>
+                <w:szCs w:val="18"/>
+              </w:rPr>
+              <w:t xml:space="preserve">Dividir</w:t>
+            </w:r>
+          </w:p>
+        </w:tc>
+        <w:tc>
+          <w:tcPr>
+            <w:tcW w:type="dxa" w:w="3160"/>
+            <w:tcMar>
+              <w:top w:type="dxa" w:w="80"/>
+              <w:left w:type="dxa" w:w="100"/>
+              <w:bottom w:type="dxa" w:w="80"/>
+              <w:right w:type="dxa" w:w="100"/>
+            </w:tcMar>
+            <w:vAlign w:val="top"/>
+          </w:tcPr>
+          <w:p>
+            <w:pPr>
+              <w:spacing w:after="0"/>
+            </w:pPr>
+            <w:r>
+              <w:rPr>
+                <w:sz w:val="20"/>
+                <w:szCs w:val="20"/>
+              </w:rPr>
+              <w:t xml:space="preserve">Splitting a total into equal groups.</w:t>
+            </w:r>
+          </w:p>
+        </w:tc>
+        <w:tc>
+          <w:tcPr>
+            <w:tcW w:type="dxa" w:w="2200"/>
+            <w:tcMar>
+              <w:top w:type="dxa" w:w="80"/>
+              <w:left w:type="dxa" w:w="100"/>
+              <w:bottom w:type="dxa" w:w="80"/>
+              <w:right w:type="dxa" w:w="100"/>
+            </w:tcMar>
+            <w:vAlign w:val="top"/>
+          </w:tcPr>
+          <w:p>
+            <w:pPr>
+              <w:spacing w:after="40"/>
+            </w:pPr>
             <w:r>
               <w:rPr>
                 <w:i/>
@@ -1287,89 +1751,41 @@
                 <w:sz w:val="19"/>
                 <w:szCs w:val="19"/>
               </w:rPr>
-              <w:t xml:space="preserve">   Mejor compra</w:t>
-            </w:r>
-          </w:p>
+              <w:t xml:space="preserve">Not Divide: write a counter-example that breaks the definition.</w:t>
+            </w:r>
+          </w:p>
+          <w:p>
+            <w:pPr>
+              <w:pBdr>
+                <w:bottom w:val="single" w:color="AFBECC" w:sz="6"/>
+              </w:pBdr>
+              <w:spacing w:after="30" w:before="150"/>
+            </w:pPr>
+            <w:r>
+              <w:t xml:space="preserve"/>
+            </w:r>
+          </w:p>
+        </w:tc>
+        <w:tc>
+          <w:tcPr>
+            <w:tcW w:type="dxa" w:w="2200"/>
+            <w:tcMar>
+              <w:top w:type="dxa" w:w="80"/>
+              <w:left w:type="dxa" w:w="100"/>
+              <w:bottom w:type="dxa" w:w="80"/>
+              <w:right w:type="dxa" w:w="100"/>
+            </w:tcMar>
+            <w:vAlign w:val="top"/>
+          </w:tcPr>
           <w:p>
             <w:pPr>
               <w:spacing w:after="40"/>
-            </w:pPr>
-            <w:r>
-              <w:rPr>
-                <w:sz w:val="21"/>
-                <w:szCs w:val="21"/>
-              </w:rPr>
-              <w:t xml:space="preserve">The choice that costs less for each item.</w:t>
-            </w:r>
-          </w:p>
-          <w:p>
-            <w:pPr>
-              <w:spacing w:after="0"/>
-            </w:pPr>
-            <w:r>
-              <w:rPr>
-                <w:b/>
-                <w:bCs/>
-                <w:color w:val="1FA6A2"/>
-                <w:sz w:val="18"/>
-                <w:szCs w:val="18"/>
-              </w:rPr>
-              <w:t xml:space="preserve">Example:  </w:t>
-            </w:r>
-            <w:r>
-              <w:rPr>
-                <w:i/>
-                <w:iCs/>
-                <w:color w:val="5F6F80"/>
-                <w:sz w:val="18"/>
-                <w:szCs w:val="18"/>
-              </w:rPr>
-              <w:t xml:space="preserve">Pack A: $0.50 per pencil vs Pack B: $0.40 per pencil — Pack B is the better buy</w:t>
-            </w:r>
-          </w:p>
-        </w:tc>
-      </w:tr>
-    </w:tbl>
-    <w:tbl>
-      <w:tblPr>
-        <w:tblW w:type="pct" w:w="100%"/>
-        <w:tblBorders>
-          <w:top w:val="none" w:color="FFFFFF" w:sz="0"/>
-          <w:left w:val="none" w:color="FFFFFF" w:sz="0"/>
-          <w:bottom w:val="single" w:color="C7D2DD" w:sz="4"/>
-          <w:right w:val="none" w:color="FFFFFF" w:sz="0"/>
-          <w:insideH w:val="none" w:color="FFFFFF" w:sz="0"/>
-          <w:insideV w:val="none" w:color="FFFFFF" w:sz="0"/>
-        </w:tblBorders>
-      </w:tblPr>
-      <w:tblGrid>
-        <w:gridCol w:w="1800"/>
-        <w:gridCol w:w="7560"/>
-      </w:tblGrid>
-      <w:tr>
-        <w:trPr>
-          <w:cantSplit/>
-        </w:trPr>
-        <w:tc>
-          <w:tcPr>
-            <w:tcW w:type="dxa" w:w="1800"/>
-            <w:tcMar>
-              <w:top w:type="dxa" w:w="100"/>
-              <w:left w:type="dxa" w:w="40"/>
-              <w:bottom w:type="dxa" w:w="100"/>
-              <w:right w:type="dxa" w:w="120"/>
-            </w:tcMar>
-            <w:vAlign w:val="center"/>
-          </w:tcPr>
-          <w:p>
-            <w:pPr>
-              <w:spacing w:after="0"/>
               <w:jc w:val="center"/>
             </w:pPr>
             <w:r>
               <w:drawing>
                 <wp:inline distT="0" distB="0" distL="0" distR="0">
-                  <wp:extent cx="1047750" cy="790575"/>
+                  <wp:extent cx="876300" cy="657225"/>
                   <wp:effectExtent t="0" r="0" b="0" l="0"/>
                   <wp:docPr id="1" name="" descr="" title=""/>
                   <wp:cNvGraphicFramePr>
@@ -1394,7 +1810,7 @@
                         <pic:spPr bwMode="auto">
                           <a:xfrm>
                             <a:off x="0" y="0"/>
-                            <a:ext cx="1047750" cy="790575"/>
+                            <a:ext cx="876300" cy="657225"/>
                           </a:xfrm>
                           <a:prstGeom prst="rect">
                             <a:avLst/>
@@ -1407,32 +1823,108 @@
               </w:drawing>
             </w:r>
           </w:p>
-        </w:tc>
-        <w:tc>
-          <w:tcPr>
-            <w:tcW w:type="dxa" w:w="7560"/>
-            <w:tcMar>
-              <w:top w:type="dxa" w:w="100"/>
-              <w:left w:type="dxa" w:w="40"/>
-              <w:bottom w:type="dxa" w:w="100"/>
-              <w:right w:type="dxa" w:w="40"/>
-            </w:tcMar>
-            <w:vAlign w:val="center"/>
-          </w:tcPr>
-          <w:p>
-            <w:pPr>
-              <w:spacing w:after="50"/>
+          <w:p>
+            <w:pPr>
+              <w:spacing w:after="0"/>
+            </w:pPr>
+            <w:r>
+              <w:rPr>
+                <w:i/>
+                <w:iCs/>
+                <w:color w:val="5F6F80"/>
+                <w:sz w:val="18"/>
+                <w:szCs w:val="18"/>
+              </w:rPr>
+              <w:t xml:space="preserve">$12 ÷ 4 games = $3 per game</w:t>
+            </w:r>
+          </w:p>
+        </w:tc>
+      </w:tr>
+      <w:tr>
+        <w:trPr>
+          <w:cantSplit/>
+        </w:trPr>
+        <w:tc>
+          <w:tcPr>
+            <w:tcW w:type="dxa" w:w="1800"/>
+            <w:tcMar>
+              <w:top w:type="dxa" w:w="80"/>
+              <w:left w:type="dxa" w:w="100"/>
+              <w:bottom w:type="dxa" w:w="80"/>
+              <w:right w:type="dxa" w:w="100"/>
+            </w:tcMar>
+            <w:vAlign w:val="top"/>
+          </w:tcPr>
+          <w:p>
+            <w:pPr>
+              <w:spacing w:after="30"/>
             </w:pPr>
             <w:r>
               <w:rPr>
                 <w:b/>
                 <w:bCs/>
                 <w:color w:val="12355B"/>
-                <w:sz w:val="24"/>
-                <w:szCs w:val="24"/>
-              </w:rPr>
-              <w:t xml:space="preserve">Divide</w:t>
-            </w:r>
+                <w:sz w:val="21"/>
+                <w:szCs w:val="21"/>
+              </w:rPr>
+              <w:t xml:space="preserve">Constant</w:t>
+            </w:r>
+          </w:p>
+          <w:p>
+            <w:pPr>
+              <w:spacing w:after="0"/>
+            </w:pPr>
+            <w:r>
+              <w:rPr>
+                <w:i/>
+                <w:iCs/>
+                <w:color w:val="5F6F80"/>
+                <w:sz w:val="18"/>
+                <w:szCs w:val="18"/>
+              </w:rPr>
+              <w:t xml:space="preserve">Constante</w:t>
+            </w:r>
+          </w:p>
+        </w:tc>
+        <w:tc>
+          <w:tcPr>
+            <w:tcW w:type="dxa" w:w="3160"/>
+            <w:tcMar>
+              <w:top w:type="dxa" w:w="80"/>
+              <w:left w:type="dxa" w:w="100"/>
+              <w:bottom w:type="dxa" w:w="80"/>
+              <w:right w:type="dxa" w:w="100"/>
+            </w:tcMar>
+            <w:vAlign w:val="top"/>
+          </w:tcPr>
+          <w:p>
+            <w:pPr>
+              <w:spacing w:after="0"/>
+            </w:pPr>
+            <w:r>
+              <w:rPr>
+                <w:sz w:val="20"/>
+                <w:szCs w:val="20"/>
+              </w:rPr>
+              <w:t xml:space="preserve">A speed, price, or rate that stays the same.</w:t>
+            </w:r>
+          </w:p>
+        </w:tc>
+        <w:tc>
+          <w:tcPr>
+            <w:tcW w:type="dxa" w:w="2200"/>
+            <w:tcMar>
+              <w:top w:type="dxa" w:w="80"/>
+              <w:left w:type="dxa" w:w="100"/>
+              <w:bottom w:type="dxa" w:w="80"/>
+              <w:right w:type="dxa" w:w="100"/>
+            </w:tcMar>
+            <w:vAlign w:val="top"/>
+          </w:tcPr>
+          <w:p>
+            <w:pPr>
+              <w:spacing w:after="40"/>
+            </w:pPr>
             <w:r>
               <w:rPr>
                 <w:i/>
@@ -1441,89 +1933,41 @@
                 <w:sz w:val="19"/>
                 <w:szCs w:val="19"/>
               </w:rPr>
-              <w:t xml:space="preserve">   Dividir</w:t>
-            </w:r>
-          </w:p>
+              <w:t xml:space="preserve">Not Constant: write a counter-example that breaks the definition.</w:t>
+            </w:r>
+          </w:p>
+          <w:p>
+            <w:pPr>
+              <w:pBdr>
+                <w:bottom w:val="single" w:color="AFBECC" w:sz="6"/>
+              </w:pBdr>
+              <w:spacing w:after="30" w:before="150"/>
+            </w:pPr>
+            <w:r>
+              <w:t xml:space="preserve"/>
+            </w:r>
+          </w:p>
+        </w:tc>
+        <w:tc>
+          <w:tcPr>
+            <w:tcW w:type="dxa" w:w="2200"/>
+            <w:tcMar>
+              <w:top w:type="dxa" w:w="80"/>
+              <w:left w:type="dxa" w:w="100"/>
+              <w:bottom w:type="dxa" w:w="80"/>
+              <w:right w:type="dxa" w:w="100"/>
+            </w:tcMar>
+            <w:vAlign w:val="top"/>
+          </w:tcPr>
           <w:p>
             <w:pPr>
               <w:spacing w:after="40"/>
-            </w:pPr>
-            <w:r>
-              <w:rPr>
-                <w:sz w:val="21"/>
-                <w:szCs w:val="21"/>
-              </w:rPr>
-              <w:t xml:space="preserve">Splitting a total into equal groups.</w:t>
-            </w:r>
-          </w:p>
-          <w:p>
-            <w:pPr>
-              <w:spacing w:after="0"/>
-            </w:pPr>
-            <w:r>
-              <w:rPr>
-                <w:b/>
-                <w:bCs/>
-                <w:color w:val="1FA6A2"/>
-                <w:sz w:val="18"/>
-                <w:szCs w:val="18"/>
-              </w:rPr>
-              <w:t xml:space="preserve">Example:  </w:t>
-            </w:r>
-            <w:r>
-              <w:rPr>
-                <w:i/>
-                <w:iCs/>
-                <w:color w:val="5F6F80"/>
-                <w:sz w:val="18"/>
-                <w:szCs w:val="18"/>
-              </w:rPr>
-              <w:t xml:space="preserve">$12 ÷ 4 games = $3 per game</w:t>
-            </w:r>
-          </w:p>
-        </w:tc>
-      </w:tr>
-    </w:tbl>
-    <w:tbl>
-      <w:tblPr>
-        <w:tblW w:type="pct" w:w="100%"/>
-        <w:tblBorders>
-          <w:top w:val="none" w:color="FFFFFF" w:sz="0"/>
-          <w:left w:val="none" w:color="FFFFFF" w:sz="0"/>
-          <w:bottom w:val="single" w:color="C7D2DD" w:sz="4"/>
-          <w:right w:val="none" w:color="FFFFFF" w:sz="0"/>
-          <w:insideH w:val="none" w:color="FFFFFF" w:sz="0"/>
-          <w:insideV w:val="none" w:color="FFFFFF" w:sz="0"/>
-        </w:tblBorders>
-      </w:tblPr>
-      <w:tblGrid>
-        <w:gridCol w:w="1800"/>
-        <w:gridCol w:w="7560"/>
-      </w:tblGrid>
-      <w:tr>
-        <w:trPr>
-          <w:cantSplit/>
-        </w:trPr>
-        <w:tc>
-          <w:tcPr>
-            <w:tcW w:type="dxa" w:w="1800"/>
-            <w:tcMar>
-              <w:top w:type="dxa" w:w="100"/>
-              <w:left w:type="dxa" w:w="40"/>
-              <w:bottom w:type="dxa" w:w="100"/>
-              <w:right w:type="dxa" w:w="120"/>
-            </w:tcMar>
-            <w:vAlign w:val="center"/>
-          </w:tcPr>
-          <w:p>
-            <w:pPr>
-              <w:spacing w:after="0"/>
               <w:jc w:val="center"/>
             </w:pPr>
             <w:r>
               <w:drawing>
                 <wp:inline distT="0" distB="0" distL="0" distR="0">
-                  <wp:extent cx="1047750" cy="790575"/>
+                  <wp:extent cx="876300" cy="657225"/>
                   <wp:effectExtent t="0" r="0" b="0" l="0"/>
                   <wp:docPr id="1" name="" descr="" title=""/>
                   <wp:cNvGraphicFramePr>
@@ -1548,7 +1992,7 @@
                         <pic:spPr bwMode="auto">
                           <a:xfrm>
                             <a:off x="0" y="0"/>
-                            <a:ext cx="1047750" cy="790575"/>
+                            <a:ext cx="876300" cy="657225"/>
                           </a:xfrm>
                           <a:prstGeom prst="rect">
                             <a:avLst/>
@@ -1561,32 +2005,108 @@
               </w:drawing>
             </w:r>
           </w:p>
-        </w:tc>
-        <w:tc>
-          <w:tcPr>
-            <w:tcW w:type="dxa" w:w="7560"/>
-            <w:tcMar>
-              <w:top w:type="dxa" w:w="100"/>
-              <w:left w:type="dxa" w:w="40"/>
-              <w:bottom w:type="dxa" w:w="100"/>
-              <w:right w:type="dxa" w:w="40"/>
-            </w:tcMar>
-            <w:vAlign w:val="center"/>
-          </w:tcPr>
-          <w:p>
-            <w:pPr>
-              <w:spacing w:after="50"/>
+          <w:p>
+            <w:pPr>
+              <w:spacing w:after="0"/>
+            </w:pPr>
+            <w:r>
+              <w:rPr>
+                <w:i/>
+                <w:iCs/>
+                <w:color w:val="5F6F80"/>
+                <w:sz w:val="18"/>
+                <w:szCs w:val="18"/>
+              </w:rPr>
+              <w:t xml:space="preserve">The same amount every hour.</w:t>
+            </w:r>
+          </w:p>
+        </w:tc>
+      </w:tr>
+      <w:tr>
+        <w:trPr>
+          <w:cantSplit/>
+        </w:trPr>
+        <w:tc>
+          <w:tcPr>
+            <w:tcW w:type="dxa" w:w="1800"/>
+            <w:tcMar>
+              <w:top w:type="dxa" w:w="80"/>
+              <w:left w:type="dxa" w:w="100"/>
+              <w:bottom w:type="dxa" w:w="80"/>
+              <w:right w:type="dxa" w:w="100"/>
+            </w:tcMar>
+            <w:vAlign w:val="top"/>
+          </w:tcPr>
+          <w:p>
+            <w:pPr>
+              <w:spacing w:after="30"/>
             </w:pPr>
             <w:r>
               <w:rPr>
                 <w:b/>
                 <w:bCs/>
                 <w:color w:val="12355B"/>
-                <w:sz w:val="24"/>
-                <w:szCs w:val="24"/>
-              </w:rPr>
-              <w:t xml:space="preserve">Constant</w:t>
-            </w:r>
+                <w:sz w:val="21"/>
+                <w:szCs w:val="21"/>
+              </w:rPr>
+              <w:t xml:space="preserve">Total price</w:t>
+            </w:r>
+          </w:p>
+          <w:p>
+            <w:pPr>
+              <w:spacing w:after="0"/>
+            </w:pPr>
+            <w:r>
+              <w:rPr>
+                <w:i/>
+                <w:iCs/>
+                <w:color w:val="5F6F80"/>
+                <w:sz w:val="18"/>
+                <w:szCs w:val="18"/>
+              </w:rPr>
+              <w:t xml:space="preserve">Precio total</w:t>
+            </w:r>
+          </w:p>
+        </w:tc>
+        <w:tc>
+          <w:tcPr>
+            <w:tcW w:type="dxa" w:w="3160"/>
+            <w:tcMar>
+              <w:top w:type="dxa" w:w="80"/>
+              <w:left w:type="dxa" w:w="100"/>
+              <w:bottom w:type="dxa" w:w="80"/>
+              <w:right w:type="dxa" w:w="100"/>
+            </w:tcMar>
+            <w:vAlign w:val="top"/>
+          </w:tcPr>
+          <w:p>
+            <w:pPr>
+              <w:spacing w:after="0"/>
+            </w:pPr>
+            <w:r>
+              <w:rPr>
+                <w:sz w:val="20"/>
+                <w:szCs w:val="20"/>
+              </w:rPr>
+              <w:t xml:space="preserve">What the whole package costs, not the cost of one item.</w:t>
+            </w:r>
+          </w:p>
+        </w:tc>
+        <w:tc>
+          <w:tcPr>
+            <w:tcW w:type="dxa" w:w="2200"/>
+            <w:tcMar>
+              <w:top w:type="dxa" w:w="80"/>
+              <w:left w:type="dxa" w:w="100"/>
+              <w:bottom w:type="dxa" w:w="80"/>
+              <w:right w:type="dxa" w:w="100"/>
+            </w:tcMar>
+            <w:vAlign w:val="top"/>
+          </w:tcPr>
+          <w:p>
+            <w:pPr>
+              <w:spacing w:after="40"/>
+            </w:pPr>
             <w:r>
               <w:rPr>
                 <w:i/>
@@ -1595,89 +2115,41 @@
                 <w:sz w:val="19"/>
                 <w:szCs w:val="19"/>
               </w:rPr>
-              <w:t xml:space="preserve">   Constante</w:t>
-            </w:r>
-          </w:p>
+              <w:t xml:space="preserve">Not Total price: write a counter-example that breaks the definition.</w:t>
+            </w:r>
+          </w:p>
+          <w:p>
+            <w:pPr>
+              <w:pBdr>
+                <w:bottom w:val="single" w:color="AFBECC" w:sz="6"/>
+              </w:pBdr>
+              <w:spacing w:after="30" w:before="150"/>
+            </w:pPr>
+            <w:r>
+              <w:t xml:space="preserve"/>
+            </w:r>
+          </w:p>
+        </w:tc>
+        <w:tc>
+          <w:tcPr>
+            <w:tcW w:type="dxa" w:w="2200"/>
+            <w:tcMar>
+              <w:top w:type="dxa" w:w="80"/>
+              <w:left w:type="dxa" w:w="100"/>
+              <w:bottom w:type="dxa" w:w="80"/>
+              <w:right w:type="dxa" w:w="100"/>
+            </w:tcMar>
+            <w:vAlign w:val="top"/>
+          </w:tcPr>
           <w:p>
             <w:pPr>
               <w:spacing w:after="40"/>
-            </w:pPr>
-            <w:r>
-              <w:rPr>
-                <w:sz w:val="21"/>
-                <w:szCs w:val="21"/>
-              </w:rPr>
-              <w:t xml:space="preserve">A speed, price, or rate that stays the same.</w:t>
-            </w:r>
-          </w:p>
-          <w:p>
-            <w:pPr>
-              <w:spacing w:after="0"/>
-            </w:pPr>
-            <w:r>
-              <w:rPr>
-                <w:b/>
-                <w:bCs/>
-                <w:color w:val="1FA6A2"/>
-                <w:sz w:val="18"/>
-                <w:szCs w:val="18"/>
-              </w:rPr>
-              <w:t xml:space="preserve">Example:  </w:t>
-            </w:r>
-            <w:r>
-              <w:rPr>
-                <w:i/>
-                <w:iCs/>
-                <w:color w:val="5F6F80"/>
-                <w:sz w:val="18"/>
-                <w:szCs w:val="18"/>
-              </w:rPr>
-              <w:t xml:space="preserve">The same amount every hour.</w:t>
-            </w:r>
-          </w:p>
-        </w:tc>
-      </w:tr>
-    </w:tbl>
-    <w:tbl>
-      <w:tblPr>
-        <w:tblW w:type="pct" w:w="100%"/>
-        <w:tblBorders>
-          <w:top w:val="none" w:color="FFFFFF" w:sz="0"/>
-          <w:left w:val="none" w:color="FFFFFF" w:sz="0"/>
-          <w:bottom w:val="single" w:color="C7D2DD" w:sz="4"/>
-          <w:right w:val="none" w:color="FFFFFF" w:sz="0"/>
-          <w:insideH w:val="none" w:color="FFFFFF" w:sz="0"/>
-          <w:insideV w:val="none" w:color="FFFFFF" w:sz="0"/>
-        </w:tblBorders>
-      </w:tblPr>
-      <w:tblGrid>
-        <w:gridCol w:w="1800"/>
-        <w:gridCol w:w="7560"/>
-      </w:tblGrid>
-      <w:tr>
-        <w:trPr>
-          <w:cantSplit/>
-        </w:trPr>
-        <w:tc>
-          <w:tcPr>
-            <w:tcW w:type="dxa" w:w="1800"/>
-            <w:tcMar>
-              <w:top w:type="dxa" w:w="100"/>
-              <w:left w:type="dxa" w:w="40"/>
-              <w:bottom w:type="dxa" w:w="100"/>
-              <w:right w:type="dxa" w:w="120"/>
-            </w:tcMar>
-            <w:vAlign w:val="center"/>
-          </w:tcPr>
-          <w:p>
-            <w:pPr>
-              <w:spacing w:after="0"/>
               <w:jc w:val="center"/>
             </w:pPr>
             <w:r>
               <w:drawing>
                 <wp:inline distT="0" distB="0" distL="0" distR="0">
-                  <wp:extent cx="1047750" cy="790575"/>
+                  <wp:extent cx="876300" cy="657225"/>
                   <wp:effectExtent t="0" r="0" b="0" l="0"/>
                   <wp:docPr id="1" name="" descr="" title=""/>
                   <wp:cNvGraphicFramePr>
@@ -1702,7 +2174,7 @@
                         <pic:spPr bwMode="auto">
                           <a:xfrm>
                             <a:off x="0" y="0"/>
-                            <a:ext cx="1047750" cy="790575"/>
+                            <a:ext cx="876300" cy="657225"/>
                           </a:xfrm>
                           <a:prstGeom prst="rect">
                             <a:avLst/>
@@ -1715,69 +2187,10 @@
               </w:drawing>
             </w:r>
           </w:p>
-        </w:tc>
-        <w:tc>
-          <w:tcPr>
-            <w:tcW w:type="dxa" w:w="7560"/>
-            <w:tcMar>
-              <w:top w:type="dxa" w:w="100"/>
-              <w:left w:type="dxa" w:w="40"/>
-              <w:bottom w:type="dxa" w:w="100"/>
-              <w:right w:type="dxa" w:w="40"/>
-            </w:tcMar>
-            <w:vAlign w:val="center"/>
-          </w:tcPr>
-          <w:p>
-            <w:pPr>
-              <w:spacing w:after="50"/>
-            </w:pPr>
-            <w:r>
-              <w:rPr>
-                <w:b/>
-                <w:bCs/>
-                <w:color w:val="12355B"/>
-                <w:sz w:val="24"/>
-                <w:szCs w:val="24"/>
-              </w:rPr>
-              <w:t xml:space="preserve">Total price</w:t>
-            </w:r>
-            <w:r>
-              <w:rPr>
-                <w:i/>
-                <w:iCs/>
-                <w:color w:val="5F6F80"/>
-                <w:sz w:val="19"/>
-                <w:szCs w:val="19"/>
-              </w:rPr>
-              <w:t xml:space="preserve">   Precio total</w:t>
-            </w:r>
-          </w:p>
-          <w:p>
-            <w:pPr>
-              <w:spacing w:after="40"/>
-            </w:pPr>
-            <w:r>
-              <w:rPr>
-                <w:sz w:val="21"/>
-                <w:szCs w:val="21"/>
-              </w:rPr>
-              <w:t xml:space="preserve">What the whole package costs, not the cost of one item.</w:t>
-            </w:r>
-          </w:p>
           <w:p>
             <w:pPr>
               <w:spacing w:after="0"/>
             </w:pPr>
-            <w:r>
-              <w:rPr>
-                <w:b/>
-                <w:bCs/>
-                <w:color w:val="1FA6A2"/>
-                <w:sz w:val="18"/>
-                <w:szCs w:val="18"/>
-              </w:rPr>
-              <w:t xml:space="preserve">Example:  </w:t>
-            </w:r>
             <w:r>
               <w:rPr>
                 <w:i/>
@@ -4204,7 +4617,7 @@
           <w:sz w:val="19"/>
           <w:szCs w:val="19"/>
         </w:rPr>
-        <w:t xml:space="preserve">   You Do — show your work</w:t>
+        <w:t xml:space="preserve">   You Do — show your work and reasoning</w:t>
       </w:r>
     </w:p>
     <w:p>
@@ -4219,7 +4632,7 @@
           <w:sz w:val="19"/>
           <w:szCs w:val="19"/>
         </w:rPr>
-        <w:t xml:space="preserve">Solve each problem. Show your thinking in the work box.</w:t>
+        <w:t xml:space="preserve">Solve each problem in the middle column and explain your reasoning using the sentence starters on the right.</w:t>
       </w:r>
     </w:p>
     <w:p>
@@ -4248,120 +4661,258 @@
         <w:t xml:space="preserve">   extra scaffolding</w:t>
       </w:r>
     </w:p>
-    <w:p>
-      <w:pPr>
-        <w:keepNext/>
-        <w:spacing w:after="60" w:before="160"/>
-      </w:pPr>
-      <w:r>
-        <w:rPr>
-          <w:b/>
-          <w:bCs/>
-          <w:color w:val="12355B"/>
-          <w:sz w:val="22"/>
-          <w:szCs w:val="22"/>
-        </w:rPr>
-        <w:t xml:space="preserve">1.  </w:t>
-      </w:r>
-      <w:r>
-        <w:rPr>
-          <w:b/>
-          <w:bCs/>
-          <w:sz w:val="21"/>
-          <w:szCs w:val="21"/>
-        </w:rPr>
-        <w:t xml:space="preserve">A pack of 8 markers costs $6.00. What is the cost per marker?</w:t>
-      </w:r>
-    </w:p>
-    <w:p>
-      <w:pPr>
-        <w:spacing w:after="40"/>
-        <w:ind w:left="420"/>
-      </w:pPr>
-      <w:r>
-        <w:rPr>
-          <w:sz w:val="20"/>
-          <w:szCs w:val="20"/>
-        </w:rPr>
-        <w:t xml:space="preserve">A)  $0.60</w:t>
-      </w:r>
-    </w:p>
-    <w:p>
-      <w:pPr>
-        <w:spacing w:after="40"/>
-        <w:ind w:left="420"/>
-      </w:pPr>
-      <w:r>
-        <w:rPr>
-          <w:sz w:val="20"/>
-          <w:szCs w:val="20"/>
-        </w:rPr>
-        <w:t xml:space="preserve">B)  $0.75</w:t>
-      </w:r>
-    </w:p>
-    <w:p>
-      <w:pPr>
-        <w:spacing w:after="40"/>
-        <w:ind w:left="420"/>
-      </w:pPr>
-      <w:r>
-        <w:rPr>
-          <w:sz w:val="20"/>
-          <w:szCs w:val="20"/>
-        </w:rPr>
-        <w:t xml:space="preserve">C)  $0.80</w:t>
-      </w:r>
-    </w:p>
-    <w:p>
-      <w:pPr>
-        <w:spacing w:after="40"/>
-        <w:ind w:left="420"/>
-      </w:pPr>
-      <w:r>
-        <w:rPr>
-          <w:sz w:val="20"/>
-          <w:szCs w:val="20"/>
-        </w:rPr>
-        <w:t xml:space="preserve">D)  $1.33</w:t>
-      </w:r>
-    </w:p>
-    <w:p>
-      <w:pPr>
-        <w:spacing w:after="20"/>
-      </w:pPr>
-      <w:r>
-        <w:t xml:space="preserve"/>
-      </w:r>
-    </w:p>
     <w:tbl>
       <w:tblPr>
-        <w:tblW w:type="pct" w:w="100%"/>
+        <w:tblW w:type="dxa" w:w="9360"/>
         <w:tblBorders>
           <w:top w:val="single" w:color="C7D2DD" w:sz="6"/>
           <w:left w:val="single" w:color="C7D2DD" w:sz="6"/>
           <w:bottom w:val="single" w:color="C7D2DD" w:sz="6"/>
           <w:right w:val="single" w:color="C7D2DD" w:sz="6"/>
-          <w:insideH w:val="single" w:color="auto" w:sz="4"/>
-          <w:insideV w:val="single" w:color="auto" w:sz="4"/>
+          <w:insideH w:val="single" w:color="C7D2DD" w:sz="6"/>
+          <w:insideV w:val="single" w:color="C7D2DD" w:sz="6"/>
         </w:tblBorders>
       </w:tblPr>
       <w:tblGrid>
-        <w:gridCol w:w="100"/>
+        <w:gridCol w:w="2800"/>
+        <w:gridCol w:w="3560"/>
+        <w:gridCol w:w="3000"/>
       </w:tblGrid>
       <w:tr>
-        <w:tc>
-          <w:tcPr>
+        <w:trPr>
+          <w:cantSplit/>
+          <w:tblHeader/>
+        </w:trPr>
+        <w:tc>
+          <w:tcPr>
+            <w:tcW w:type="dxa" w:w="2800"/>
+            <w:shd w:fill="EEF4F8" w:color="auto" w:val="clear"/>
+            <w:tcMar>
+              <w:top w:type="dxa" w:w="60"/>
+              <w:left w:type="dxa" w:w="100"/>
+              <w:bottom w:type="dxa" w:w="60"/>
+              <w:right w:type="dxa" w:w="100"/>
+            </w:tcMar>
+          </w:tcPr>
+          <w:p>
+            <w:pPr>
+              <w:spacing w:after="0"/>
+            </w:pPr>
+            <w:r>
+              <w:rPr>
+                <w:b/>
+                <w:bCs/>
+                <w:color w:val="12355B"/>
+                <w:sz w:val="16"/>
+                <w:szCs w:val="16"/>
+              </w:rPr>
+              <w:t xml:space="preserve">CORE PROBLEM / GIVEN REPRESENTATION</w:t>
+            </w:r>
+          </w:p>
+        </w:tc>
+        <w:tc>
+          <w:tcPr>
+            <w:tcW w:type="dxa" w:w="3560"/>
+            <w:shd w:fill="EEF4F8" w:color="auto" w:val="clear"/>
+            <w:tcMar>
+              <w:top w:type="dxa" w:w="60"/>
+              <w:left w:type="dxa" w:w="100"/>
+              <w:bottom w:type="dxa" w:w="60"/>
+              <w:right w:type="dxa" w:w="100"/>
+            </w:tcMar>
+          </w:tcPr>
+          <w:p>
+            <w:pPr>
+              <w:spacing w:after="0"/>
+            </w:pPr>
+            <w:r>
+              <w:rPr>
+                <w:b/>
+                <w:bCs/>
+                <w:color w:val="12355B"/>
+                <w:sz w:val="16"/>
+                <w:szCs w:val="16"/>
+              </w:rPr>
+              <w:t xml:space="preserve">WORKING SPACE / CALCULATION STEPS</w:t>
+            </w:r>
+          </w:p>
+        </w:tc>
+        <w:tc>
+          <w:tcPr>
+            <w:tcW w:type="dxa" w:w="3000"/>
             <w:shd w:fill="FBF3E2" w:color="auto" w:val="clear"/>
             <w:tcMar>
               <w:top w:type="dxa" w:w="60"/>
-              <w:left w:type="dxa" w:w="120"/>
+              <w:left w:type="dxa" w:w="100"/>
               <w:bottom w:type="dxa" w:w="60"/>
-              <w:right w:type="dxa" w:w="120"/>
-            </w:tcMar>
-          </w:tcPr>
-          <w:p>
-            <w:pPr>
-              <w:spacing w:after="0" w:line="320"/>
+              <w:right w:type="dxa" w:w="100"/>
+            </w:tcMar>
+          </w:tcPr>
+          <w:p>
+            <w:pPr>
+              <w:spacing w:after="0"/>
+            </w:pPr>
+            <w:r>
+              <w:rPr>
+                <w:b/>
+                <w:bCs/>
+                <w:color w:val="B97A12"/>
+                <w:sz w:val="16"/>
+                <w:szCs w:val="16"/>
+              </w:rPr>
+              <w:t xml:space="preserve">EXPLAIN YOUR REASONING</w:t>
+            </w:r>
+          </w:p>
+        </w:tc>
+      </w:tr>
+      <w:tr>
+        <w:trPr>
+          <w:cantSplit/>
+        </w:trPr>
+        <w:tc>
+          <w:tcPr>
+            <w:tcW w:type="dxa" w:w="2800"/>
+            <w:tcMar>
+              <w:top w:type="dxa" w:w="80"/>
+              <w:left w:type="dxa" w:w="100"/>
+              <w:bottom w:type="dxa" w:w="80"/>
+              <w:right w:type="dxa" w:w="100"/>
+            </w:tcMar>
+            <w:vAlign w:val="top"/>
+          </w:tcPr>
+          <w:p>
+            <w:pPr>
+              <w:spacing w:after="60"/>
+            </w:pPr>
+            <w:r>
+              <w:rPr>
+                <w:b/>
+                <w:bCs/>
+                <w:color w:val="12355B"/>
+                <w:sz w:val="21"/>
+                <w:szCs w:val="21"/>
+              </w:rPr>
+              <w:t xml:space="preserve">1.  </w:t>
+            </w:r>
+            <w:r>
+              <w:rPr>
+                <w:b/>
+                <w:bCs/>
+                <w:sz w:val="20"/>
+                <w:szCs w:val="20"/>
+              </w:rPr>
+              <w:t xml:space="preserve">A pack of 8 markers costs $6.00. What is the cost per marker?</w:t>
+            </w:r>
+          </w:p>
+          <w:p>
+            <w:pPr>
+              <w:spacing w:after="30"/>
+              <w:ind w:left="180"/>
+            </w:pPr>
+            <w:r>
+              <w:rPr>
+                <w:sz w:val="19"/>
+                <w:szCs w:val="19"/>
+              </w:rPr>
+              <w:t xml:space="preserve">A)  $0.60</w:t>
+            </w:r>
+          </w:p>
+          <w:p>
+            <w:pPr>
+              <w:spacing w:after="30"/>
+              <w:ind w:left="180"/>
+            </w:pPr>
+            <w:r>
+              <w:rPr>
+                <w:sz w:val="19"/>
+                <w:szCs w:val="19"/>
+              </w:rPr>
+              <w:t xml:space="preserve">B)  $0.75</w:t>
+            </w:r>
+          </w:p>
+          <w:p>
+            <w:pPr>
+              <w:spacing w:after="30"/>
+              <w:ind w:left="180"/>
+            </w:pPr>
+            <w:r>
+              <w:rPr>
+                <w:sz w:val="19"/>
+                <w:szCs w:val="19"/>
+              </w:rPr>
+              <w:t xml:space="preserve">C)  $0.80</w:t>
+            </w:r>
+          </w:p>
+          <w:p>
+            <w:pPr>
+              <w:spacing w:after="30"/>
+              <w:ind w:left="180"/>
+            </w:pPr>
+            <w:r>
+              <w:rPr>
+                <w:sz w:val="19"/>
+                <w:szCs w:val="19"/>
+              </w:rPr>
+              <w:t xml:space="preserve">D)  $1.33</w:t>
+            </w:r>
+          </w:p>
+        </w:tc>
+        <w:tc>
+          <w:tcPr>
+            <w:tcW w:type="dxa" w:w="3560"/>
+            <w:tcMar>
+              <w:top w:type="dxa" w:w="80"/>
+              <w:left w:type="dxa" w:w="100"/>
+              <w:bottom w:type="dxa" w:w="80"/>
+              <w:right w:type="dxa" w:w="100"/>
+            </w:tcMar>
+            <w:vAlign w:val="top"/>
+          </w:tcPr>
+          <w:p>
+            <w:pPr>
+              <w:spacing w:after="40"/>
+            </w:pPr>
+            <w:r>
+              <w:rPr>
+                <w:b/>
+                <w:bCs/>
+                <w:color w:val="1FA6A2"/>
+                <w:sz w:val="19"/>
+                <w:szCs w:val="19"/>
+              </w:rPr>
+              <w:t xml:space="preserve">Solution:  </w:t>
+            </w:r>
+            <w:r>
+              <w:rPr>
+                <w:b/>
+                <w:bCs/>
+                <w:sz w:val="19"/>
+                <w:szCs w:val="19"/>
+              </w:rPr>
+              <w:t xml:space="preserve">B)  $0.75</w:t>
+            </w:r>
+          </w:p>
+          <w:p>
+            <w:pPr>
+              <w:spacing w:after="40"/>
+            </w:pPr>
+            <w:r>
+              <w:rPr>
+                <w:i/>
+                <w:iCs/>
+                <w:color w:val="5F6F80"/>
+                <w:sz w:val="18"/>
+                <w:szCs w:val="18"/>
+              </w:rPr>
+              <w:t xml:space="preserve">$6.00 ÷ 8 = $0.75 per marker.</w:t>
+            </w:r>
+          </w:p>
+          <w:p>
+            <w:pPr>
+              <w:pBdr>
+                <w:bottom w:val="single" w:color="AFBECC" w:sz="6"/>
+              </w:pBdr>
+              <w:spacing w:after="30" w:before="150"/>
             </w:pPr>
             <w:r>
               <w:t xml:space="preserve"/>
@@ -4369,7 +4920,125 @@
           </w:p>
           <w:p>
             <w:pPr>
-              <w:spacing w:after="0" w:line="320"/>
+              <w:pBdr>
+                <w:bottom w:val="single" w:color="AFBECC" w:sz="6"/>
+              </w:pBdr>
+              <w:spacing w:after="30" w:before="150"/>
+            </w:pPr>
+            <w:r>
+              <w:t xml:space="preserve"/>
+            </w:r>
+          </w:p>
+        </w:tc>
+        <w:tc>
+          <w:tcPr>
+            <w:tcW w:type="dxa" w:w="3000"/>
+            <w:shd w:fill="FBF3E2" w:color="auto" w:val="clear"/>
+            <w:tcMar>
+              <w:top w:type="dxa" w:w="80"/>
+              <w:left w:type="dxa" w:w="100"/>
+              <w:bottom w:type="dxa" w:w="80"/>
+              <w:right w:type="dxa" w:w="100"/>
+            </w:tcMar>
+            <w:vAlign w:val="top"/>
+          </w:tcPr>
+          <w:p>
+            <w:pPr>
+              <w:spacing w:after="40"/>
+            </w:pPr>
+            <w:r>
+              <w:rPr>
+                <w:b/>
+                <w:bCs/>
+                <w:color w:val="12355B"/>
+                <w:sz w:val="19"/>
+                <w:szCs w:val="19"/>
+              </w:rPr>
+              <w:t xml:space="preserve">Because... </w:t>
+            </w:r>
+            <w:r>
+              <w:rPr>
+                <w:color w:val="AFBECC"/>
+                <w:sz w:val="19"/>
+                <w:szCs w:val="19"/>
+              </w:rPr>
+              <w:t xml:space="preserve">________________</w:t>
+            </w:r>
+          </w:p>
+          <w:p>
+            <w:pPr>
+              <w:pBdr>
+                <w:bottom w:val="single" w:color="AFBECC" w:sz="6"/>
+              </w:pBdr>
+              <w:spacing w:after="30" w:before="150"/>
+            </w:pPr>
+            <w:r>
+              <w:t xml:space="preserve"/>
+            </w:r>
+          </w:p>
+          <w:p>
+            <w:pPr>
+              <w:spacing w:after="40" w:before="80"/>
+            </w:pPr>
+            <w:r>
+              <w:rPr>
+                <w:b/>
+                <w:bCs/>
+                <w:color w:val="6B4FA0"/>
+                <w:sz w:val="19"/>
+                <w:szCs w:val="19"/>
+              </w:rPr>
+              <w:t xml:space="preserve">Although... </w:t>
+            </w:r>
+            <w:r>
+              <w:rPr>
+                <w:color w:val="AFBECC"/>
+                <w:sz w:val="19"/>
+                <w:szCs w:val="19"/>
+              </w:rPr>
+              <w:t xml:space="preserve">_______________</w:t>
+            </w:r>
+          </w:p>
+          <w:p>
+            <w:pPr>
+              <w:pBdr>
+                <w:bottom w:val="single" w:color="AFBECC" w:sz="6"/>
+              </w:pBdr>
+              <w:spacing w:after="30" w:before="150"/>
+            </w:pPr>
+            <w:r>
+              <w:t xml:space="preserve"/>
+            </w:r>
+          </w:p>
+          <w:p>
+            <w:pPr>
+              <w:spacing w:after="40" w:before="80"/>
+            </w:pPr>
+            <w:r>
+              <w:rPr>
+                <w:b/>
+                <w:bCs/>
+                <w:color w:val="1FA6A2"/>
+                <w:sz w:val="19"/>
+                <w:szCs w:val="19"/>
+              </w:rPr>
+              <w:t xml:space="preserve">Therefore... </w:t>
+            </w:r>
+            <w:r>
+              <w:rPr>
+                <w:color w:val="AFBECC"/>
+                <w:sz w:val="19"/>
+                <w:szCs w:val="19"/>
+              </w:rPr>
+              <w:t xml:space="preserve">______________</w:t>
+            </w:r>
+          </w:p>
+          <w:p>
+            <w:pPr>
+              <w:pBdr>
+                <w:bottom w:val="single" w:color="AFBECC" w:sz="6"/>
+              </w:pBdr>
+              <w:spacing w:after="30" w:before="150"/>
             </w:pPr>
             <w:r>
               <w:t xml:space="preserve"/>
@@ -4380,84 +5049,7 @@
     </w:tbl>
     <w:p>
       <w:pPr>
-        <w:keepNext/>
-        <w:spacing w:after="60" w:before="160"/>
-      </w:pPr>
-      <w:r>
-        <w:rPr>
-          <w:b/>
-          <w:bCs/>
-          <w:color w:val="12355B"/>
-          <w:sz w:val="22"/>
-          <w:szCs w:val="22"/>
-        </w:rPr>
-        <w:t xml:space="preserve">2.  </w:t>
-      </w:r>
-      <w:r>
-        <w:rPr>
-          <w:b/>
-          <w:bCs/>
-          <w:sz w:val="21"/>
-          <w:szCs w:val="21"/>
-        </w:rPr>
-        <w:t xml:space="preserve">Which is a unit rate?</w:t>
-      </w:r>
-    </w:p>
-    <w:p>
-      <w:pPr>
-        <w:spacing w:after="40"/>
-        <w:ind w:left="420"/>
-      </w:pPr>
-      <w:r>
-        <w:rPr>
-          <w:sz w:val="20"/>
-          <w:szCs w:val="20"/>
-        </w:rPr>
-        <w:t xml:space="preserve">A)  12 miles per 1 hour</w:t>
-      </w:r>
-    </w:p>
-    <w:p>
-      <w:pPr>
-        <w:spacing w:after="40"/>
-        <w:ind w:left="420"/>
-      </w:pPr>
-      <w:r>
-        <w:rPr>
-          <w:sz w:val="20"/>
-          <w:szCs w:val="20"/>
-        </w:rPr>
-        <w:t xml:space="preserve">B)  24 miles in 2 hours</w:t>
-      </w:r>
-    </w:p>
-    <w:p>
-      <w:pPr>
-        <w:spacing w:after="40"/>
-        <w:ind w:left="420"/>
-      </w:pPr>
-      <w:r>
-        <w:rPr>
-          <w:sz w:val="20"/>
-          <w:szCs w:val="20"/>
-        </w:rPr>
-        <w:t xml:space="preserve">C)  36 miles for 3 gallons</w:t>
-      </w:r>
-    </w:p>
-    <w:p>
-      <w:pPr>
-        <w:spacing w:after="40"/>
-        <w:ind w:left="420"/>
-      </w:pPr>
-      <w:r>
-        <w:rPr>
-          <w:sz w:val="20"/>
-          <w:szCs w:val="20"/>
-        </w:rPr>
-        <w:t xml:space="preserve">D)  100 points in 5 games</w:t>
-      </w:r>
-    </w:p>
-    <w:p>
-      <w:pPr>
-        <w:spacing w:after="20"/>
+        <w:spacing w:after="80"/>
       </w:pPr>
       <w:r>
         <w:t xml:space="preserve"/>
@@ -4465,33 +5057,256 @@
     </w:p>
     <w:tbl>
       <w:tblPr>
-        <w:tblW w:type="pct" w:w="100%"/>
+        <w:tblW w:type="dxa" w:w="9360"/>
         <w:tblBorders>
           <w:top w:val="single" w:color="C7D2DD" w:sz="6"/>
           <w:left w:val="single" w:color="C7D2DD" w:sz="6"/>
           <w:bottom w:val="single" w:color="C7D2DD" w:sz="6"/>
           <w:right w:val="single" w:color="C7D2DD" w:sz="6"/>
-          <w:insideH w:val="single" w:color="auto" w:sz="4"/>
-          <w:insideV w:val="single" w:color="auto" w:sz="4"/>
+          <w:insideH w:val="single" w:color="C7D2DD" w:sz="6"/>
+          <w:insideV w:val="single" w:color="C7D2DD" w:sz="6"/>
         </w:tblBorders>
       </w:tblPr>
       <w:tblGrid>
-        <w:gridCol w:w="100"/>
+        <w:gridCol w:w="2800"/>
+        <w:gridCol w:w="3560"/>
+        <w:gridCol w:w="3000"/>
       </w:tblGrid>
       <w:tr>
-        <w:tc>
-          <w:tcPr>
+        <w:trPr>
+          <w:cantSplit/>
+          <w:tblHeader/>
+        </w:trPr>
+        <w:tc>
+          <w:tcPr>
+            <w:tcW w:type="dxa" w:w="2800"/>
+            <w:shd w:fill="EEF4F8" w:color="auto" w:val="clear"/>
+            <w:tcMar>
+              <w:top w:type="dxa" w:w="60"/>
+              <w:left w:type="dxa" w:w="100"/>
+              <w:bottom w:type="dxa" w:w="60"/>
+              <w:right w:type="dxa" w:w="100"/>
+            </w:tcMar>
+          </w:tcPr>
+          <w:p>
+            <w:pPr>
+              <w:spacing w:after="0"/>
+            </w:pPr>
+            <w:r>
+              <w:rPr>
+                <w:b/>
+                <w:bCs/>
+                <w:color w:val="12355B"/>
+                <w:sz w:val="16"/>
+                <w:szCs w:val="16"/>
+              </w:rPr>
+              <w:t xml:space="preserve">CORE PROBLEM / GIVEN REPRESENTATION</w:t>
+            </w:r>
+          </w:p>
+        </w:tc>
+        <w:tc>
+          <w:tcPr>
+            <w:tcW w:type="dxa" w:w="3560"/>
+            <w:shd w:fill="EEF4F8" w:color="auto" w:val="clear"/>
+            <w:tcMar>
+              <w:top w:type="dxa" w:w="60"/>
+              <w:left w:type="dxa" w:w="100"/>
+              <w:bottom w:type="dxa" w:w="60"/>
+              <w:right w:type="dxa" w:w="100"/>
+            </w:tcMar>
+          </w:tcPr>
+          <w:p>
+            <w:pPr>
+              <w:spacing w:after="0"/>
+            </w:pPr>
+            <w:r>
+              <w:rPr>
+                <w:b/>
+                <w:bCs/>
+                <w:color w:val="12355B"/>
+                <w:sz w:val="16"/>
+                <w:szCs w:val="16"/>
+              </w:rPr>
+              <w:t xml:space="preserve">WORKING SPACE / CALCULATION STEPS</w:t>
+            </w:r>
+          </w:p>
+        </w:tc>
+        <w:tc>
+          <w:tcPr>
+            <w:tcW w:type="dxa" w:w="3000"/>
             <w:shd w:fill="FBF3E2" w:color="auto" w:val="clear"/>
             <w:tcMar>
               <w:top w:type="dxa" w:w="60"/>
-              <w:left w:type="dxa" w:w="120"/>
+              <w:left w:type="dxa" w:w="100"/>
               <w:bottom w:type="dxa" w:w="60"/>
-              <w:right w:type="dxa" w:w="120"/>
-            </w:tcMar>
-          </w:tcPr>
-          <w:p>
-            <w:pPr>
-              <w:spacing w:after="0" w:line="320"/>
+              <w:right w:type="dxa" w:w="100"/>
+            </w:tcMar>
+          </w:tcPr>
+          <w:p>
+            <w:pPr>
+              <w:spacing w:after="0"/>
+            </w:pPr>
+            <w:r>
+              <w:rPr>
+                <w:b/>
+                <w:bCs/>
+                <w:color w:val="B97A12"/>
+                <w:sz w:val="16"/>
+                <w:szCs w:val="16"/>
+              </w:rPr>
+              <w:t xml:space="preserve">EXPLAIN YOUR REASONING</w:t>
+            </w:r>
+          </w:p>
+        </w:tc>
+      </w:tr>
+      <w:tr>
+        <w:trPr>
+          <w:cantSplit/>
+        </w:trPr>
+        <w:tc>
+          <w:tcPr>
+            <w:tcW w:type="dxa" w:w="2800"/>
+            <w:tcMar>
+              <w:top w:type="dxa" w:w="80"/>
+              <w:left w:type="dxa" w:w="100"/>
+              <w:bottom w:type="dxa" w:w="80"/>
+              <w:right w:type="dxa" w:w="100"/>
+            </w:tcMar>
+            <w:vAlign w:val="top"/>
+          </w:tcPr>
+          <w:p>
+            <w:pPr>
+              <w:spacing w:after="60"/>
+            </w:pPr>
+            <w:r>
+              <w:rPr>
+                <w:b/>
+                <w:bCs/>
+                <w:color w:val="12355B"/>
+                <w:sz w:val="21"/>
+                <w:szCs w:val="21"/>
+              </w:rPr>
+              <w:t xml:space="preserve">2.  </w:t>
+            </w:r>
+            <w:r>
+              <w:rPr>
+                <w:b/>
+                <w:bCs/>
+                <w:sz w:val="20"/>
+                <w:szCs w:val="20"/>
+              </w:rPr>
+              <w:t xml:space="preserve">Which is a unit rate?</w:t>
+            </w:r>
+          </w:p>
+          <w:p>
+            <w:pPr>
+              <w:spacing w:after="30"/>
+              <w:ind w:left="180"/>
+            </w:pPr>
+            <w:r>
+              <w:rPr>
+                <w:sz w:val="19"/>
+                <w:szCs w:val="19"/>
+              </w:rPr>
+              <w:t xml:space="preserve">A)  12 miles per 1 hour</w:t>
+            </w:r>
+          </w:p>
+          <w:p>
+            <w:pPr>
+              <w:spacing w:after="30"/>
+              <w:ind w:left="180"/>
+            </w:pPr>
+            <w:r>
+              <w:rPr>
+                <w:sz w:val="19"/>
+                <w:szCs w:val="19"/>
+              </w:rPr>
+              <w:t xml:space="preserve">B)  24 miles in 2 hours</w:t>
+            </w:r>
+          </w:p>
+          <w:p>
+            <w:pPr>
+              <w:spacing w:after="30"/>
+              <w:ind w:left="180"/>
+            </w:pPr>
+            <w:r>
+              <w:rPr>
+                <w:sz w:val="19"/>
+                <w:szCs w:val="19"/>
+              </w:rPr>
+              <w:t xml:space="preserve">C)  36 miles for 3 gallons</w:t>
+            </w:r>
+          </w:p>
+          <w:p>
+            <w:pPr>
+              <w:spacing w:after="30"/>
+              <w:ind w:left="180"/>
+            </w:pPr>
+            <w:r>
+              <w:rPr>
+                <w:sz w:val="19"/>
+                <w:szCs w:val="19"/>
+              </w:rPr>
+              <w:t xml:space="preserve">D)  100 points in 5 games</w:t>
+            </w:r>
+          </w:p>
+        </w:tc>
+        <w:tc>
+          <w:tcPr>
+            <w:tcW w:type="dxa" w:w="3560"/>
+            <w:tcMar>
+              <w:top w:type="dxa" w:w="80"/>
+              <w:left w:type="dxa" w:w="100"/>
+              <w:bottom w:type="dxa" w:w="80"/>
+              <w:right w:type="dxa" w:w="100"/>
+            </w:tcMar>
+            <w:vAlign w:val="top"/>
+          </w:tcPr>
+          <w:p>
+            <w:pPr>
+              <w:spacing w:after="40"/>
+            </w:pPr>
+            <w:r>
+              <w:rPr>
+                <w:b/>
+                <w:bCs/>
+                <w:color w:val="1FA6A2"/>
+                <w:sz w:val="19"/>
+                <w:szCs w:val="19"/>
+              </w:rPr>
+              <w:t xml:space="preserve">Solution:  </w:t>
+            </w:r>
+            <w:r>
+              <w:rPr>
+                <w:b/>
+                <w:bCs/>
+                <w:sz w:val="19"/>
+                <w:szCs w:val="19"/>
+              </w:rPr>
+              <w:t xml:space="preserve">A)  12 miles per 1 hour</w:t>
+            </w:r>
+          </w:p>
+          <w:p>
+            <w:pPr>
+              <w:spacing w:after="40"/>
+            </w:pPr>
+            <w:r>
+              <w:rPr>
+                <w:i/>
+                <w:iCs/>
+                <w:color w:val="5F6F80"/>
+                <w:sz w:val="18"/>
+                <w:szCs w:val="18"/>
+              </w:rPr>
+              <w:t xml:space="preserve">A unit rate has 1 in the second quantity. '12 miles per 1 hour' is the only choice where the second quantity is 1.</w:t>
+            </w:r>
+          </w:p>
+          <w:p>
+            <w:pPr>
+              <w:pBdr>
+                <w:bottom w:val="single" w:color="AFBECC" w:sz="6"/>
+              </w:pBdr>
+              <w:spacing w:after="30" w:before="150"/>
             </w:pPr>
             <w:r>
               <w:t xml:space="preserve"/>
@@ -4499,7 +5314,125 @@
           </w:p>
           <w:p>
             <w:pPr>
-              <w:spacing w:after="0" w:line="320"/>
+              <w:pBdr>
+                <w:bottom w:val="single" w:color="AFBECC" w:sz="6"/>
+              </w:pBdr>
+              <w:spacing w:after="30" w:before="150"/>
+            </w:pPr>
+            <w:r>
+              <w:t xml:space="preserve"/>
+            </w:r>
+          </w:p>
+        </w:tc>
+        <w:tc>
+          <w:tcPr>
+            <w:tcW w:type="dxa" w:w="3000"/>
+            <w:shd w:fill="FBF3E2" w:color="auto" w:val="clear"/>
+            <w:tcMar>
+              <w:top w:type="dxa" w:w="80"/>
+              <w:left w:type="dxa" w:w="100"/>
+              <w:bottom w:type="dxa" w:w="80"/>
+              <w:right w:type="dxa" w:w="100"/>
+            </w:tcMar>
+            <w:vAlign w:val="top"/>
+          </w:tcPr>
+          <w:p>
+            <w:pPr>
+              <w:spacing w:after="40"/>
+            </w:pPr>
+            <w:r>
+              <w:rPr>
+                <w:b/>
+                <w:bCs/>
+                <w:color w:val="12355B"/>
+                <w:sz w:val="19"/>
+                <w:szCs w:val="19"/>
+              </w:rPr>
+              <w:t xml:space="preserve">Because... </w:t>
+            </w:r>
+            <w:r>
+              <w:rPr>
+                <w:color w:val="AFBECC"/>
+                <w:sz w:val="19"/>
+                <w:szCs w:val="19"/>
+              </w:rPr>
+              <w:t xml:space="preserve">________________</w:t>
+            </w:r>
+          </w:p>
+          <w:p>
+            <w:pPr>
+              <w:pBdr>
+                <w:bottom w:val="single" w:color="AFBECC" w:sz="6"/>
+              </w:pBdr>
+              <w:spacing w:after="30" w:before="150"/>
+            </w:pPr>
+            <w:r>
+              <w:t xml:space="preserve"/>
+            </w:r>
+          </w:p>
+          <w:p>
+            <w:pPr>
+              <w:spacing w:after="40" w:before="80"/>
+            </w:pPr>
+            <w:r>
+              <w:rPr>
+                <w:b/>
+                <w:bCs/>
+                <w:color w:val="6B4FA0"/>
+                <w:sz w:val="19"/>
+                <w:szCs w:val="19"/>
+              </w:rPr>
+              <w:t xml:space="preserve">Although... </w:t>
+            </w:r>
+            <w:r>
+              <w:rPr>
+                <w:color w:val="AFBECC"/>
+                <w:sz w:val="19"/>
+                <w:szCs w:val="19"/>
+              </w:rPr>
+              <w:t xml:space="preserve">_______________</w:t>
+            </w:r>
+          </w:p>
+          <w:p>
+            <w:pPr>
+              <w:pBdr>
+                <w:bottom w:val="single" w:color="AFBECC" w:sz="6"/>
+              </w:pBdr>
+              <w:spacing w:after="30" w:before="150"/>
+            </w:pPr>
+            <w:r>
+              <w:t xml:space="preserve"/>
+            </w:r>
+          </w:p>
+          <w:p>
+            <w:pPr>
+              <w:spacing w:after="40" w:before="80"/>
+            </w:pPr>
+            <w:r>
+              <w:rPr>
+                <w:b/>
+                <w:bCs/>
+                <w:color w:val="1FA6A2"/>
+                <w:sz w:val="19"/>
+                <w:szCs w:val="19"/>
+              </w:rPr>
+              <w:t xml:space="preserve">Therefore... </w:t>
+            </w:r>
+            <w:r>
+              <w:rPr>
+                <w:color w:val="AFBECC"/>
+                <w:sz w:val="19"/>
+                <w:szCs w:val="19"/>
+              </w:rPr>
+              <w:t xml:space="preserve">______________</w:t>
+            </w:r>
+          </w:p>
+          <w:p>
+            <w:pPr>
+              <w:pBdr>
+                <w:bottom w:val="single" w:color="AFBECC" w:sz="6"/>
+              </w:pBdr>
+              <w:spacing w:after="30" w:before="150"/>
             </w:pPr>
             <w:r>
               <w:t xml:space="preserve"/>
@@ -4508,6 +5441,14 @@
         </w:tc>
       </w:tr>
     </w:tbl>
+    <w:p>
+      <w:pPr>
+        <w:spacing w:after="80"/>
+      </w:pPr>
+      <w:r>
+        <w:t xml:space="preserve"/>
+      </w:r>
+    </w:p>
     <w:p>
       <w:pPr>
         <w:pStyle w:val="Heading2"/>
@@ -4534,120 +5475,258 @@
         <w:t xml:space="preserve">   grade-level practice</w:t>
       </w:r>
     </w:p>
-    <w:p>
-      <w:pPr>
-        <w:keepNext/>
-        <w:spacing w:after="60" w:before="160"/>
-      </w:pPr>
-      <w:r>
-        <w:rPr>
-          <w:b/>
-          <w:bCs/>
-          <w:color w:val="12355B"/>
-          <w:sz w:val="22"/>
-          <w:szCs w:val="22"/>
-        </w:rPr>
-        <w:t xml:space="preserve">3.  </w:t>
-      </w:r>
-      <w:r>
-        <w:rPr>
-          <w:b/>
-          <w:bCs/>
-          <w:sz w:val="21"/>
-          <w:szCs w:val="21"/>
-        </w:rPr>
-        <w:t xml:space="preserve">Token packs: Pack A is 20 tokens for $5.00, Pack B is 35 tokens for $7.00, and Pack C is 50 tokens for $12.50. Which pack is the best deal per token?</w:t>
-      </w:r>
-    </w:p>
-    <w:p>
-      <w:pPr>
-        <w:spacing w:after="40"/>
-        <w:ind w:left="420"/>
-      </w:pPr>
-      <w:r>
-        <w:rPr>
-          <w:sz w:val="20"/>
-          <w:szCs w:val="20"/>
-        </w:rPr>
-        <w:t xml:space="preserve">A)  Pack B</w:t>
-      </w:r>
-    </w:p>
-    <w:p>
-      <w:pPr>
-        <w:spacing w:after="40"/>
-        <w:ind w:left="420"/>
-      </w:pPr>
-      <w:r>
-        <w:rPr>
-          <w:sz w:val="20"/>
-          <w:szCs w:val="20"/>
-        </w:rPr>
-        <w:t xml:space="preserve">B)  Pack A</w:t>
-      </w:r>
-    </w:p>
-    <w:p>
-      <w:pPr>
-        <w:spacing w:after="40"/>
-        <w:ind w:left="420"/>
-      </w:pPr>
-      <w:r>
-        <w:rPr>
-          <w:sz w:val="20"/>
-          <w:szCs w:val="20"/>
-        </w:rPr>
-        <w:t xml:space="preserve">C)  Pack C</w:t>
-      </w:r>
-    </w:p>
-    <w:p>
-      <w:pPr>
-        <w:spacing w:after="40"/>
-        <w:ind w:left="420"/>
-      </w:pPr>
-      <w:r>
-        <w:rPr>
-          <w:sz w:val="20"/>
-          <w:szCs w:val="20"/>
-        </w:rPr>
-        <w:t xml:space="preserve">D)  They are all the same</w:t>
-      </w:r>
-    </w:p>
-    <w:p>
-      <w:pPr>
-        <w:spacing w:after="20"/>
-      </w:pPr>
-      <w:r>
-        <w:t xml:space="preserve"/>
-      </w:r>
-    </w:p>
     <w:tbl>
       <w:tblPr>
-        <w:tblW w:type="pct" w:w="100%"/>
+        <w:tblW w:type="dxa" w:w="9360"/>
         <w:tblBorders>
           <w:top w:val="single" w:color="C7D2DD" w:sz="6"/>
           <w:left w:val="single" w:color="C7D2DD" w:sz="6"/>
           <w:bottom w:val="single" w:color="C7D2DD" w:sz="6"/>
           <w:right w:val="single" w:color="C7D2DD" w:sz="6"/>
-          <w:insideH w:val="single" w:color="auto" w:sz="4"/>
-          <w:insideV w:val="single" w:color="auto" w:sz="4"/>
+          <w:insideH w:val="single" w:color="C7D2DD" w:sz="6"/>
+          <w:insideV w:val="single" w:color="C7D2DD" w:sz="6"/>
         </w:tblBorders>
       </w:tblPr>
       <w:tblGrid>
-        <w:gridCol w:w="100"/>
+        <w:gridCol w:w="2800"/>
+        <w:gridCol w:w="3560"/>
+        <w:gridCol w:w="3000"/>
       </w:tblGrid>
       <w:tr>
-        <w:tc>
-          <w:tcPr>
+        <w:trPr>
+          <w:cantSplit/>
+          <w:tblHeader/>
+        </w:trPr>
+        <w:tc>
+          <w:tcPr>
+            <w:tcW w:type="dxa" w:w="2800"/>
+            <w:shd w:fill="EEF4F8" w:color="auto" w:val="clear"/>
+            <w:tcMar>
+              <w:top w:type="dxa" w:w="60"/>
+              <w:left w:type="dxa" w:w="100"/>
+              <w:bottom w:type="dxa" w:w="60"/>
+              <w:right w:type="dxa" w:w="100"/>
+            </w:tcMar>
+          </w:tcPr>
+          <w:p>
+            <w:pPr>
+              <w:spacing w:after="0"/>
+            </w:pPr>
+            <w:r>
+              <w:rPr>
+                <w:b/>
+                <w:bCs/>
+                <w:color w:val="12355B"/>
+                <w:sz w:val="16"/>
+                <w:szCs w:val="16"/>
+              </w:rPr>
+              <w:t xml:space="preserve">CORE PROBLEM / GIVEN REPRESENTATION</w:t>
+            </w:r>
+          </w:p>
+        </w:tc>
+        <w:tc>
+          <w:tcPr>
+            <w:tcW w:type="dxa" w:w="3560"/>
+            <w:shd w:fill="EEF4F8" w:color="auto" w:val="clear"/>
+            <w:tcMar>
+              <w:top w:type="dxa" w:w="60"/>
+              <w:left w:type="dxa" w:w="100"/>
+              <w:bottom w:type="dxa" w:w="60"/>
+              <w:right w:type="dxa" w:w="100"/>
+            </w:tcMar>
+          </w:tcPr>
+          <w:p>
+            <w:pPr>
+              <w:spacing w:after="0"/>
+            </w:pPr>
+            <w:r>
+              <w:rPr>
+                <w:b/>
+                <w:bCs/>
+                <w:color w:val="12355B"/>
+                <w:sz w:val="16"/>
+                <w:szCs w:val="16"/>
+              </w:rPr>
+              <w:t xml:space="preserve">WORKING SPACE / CALCULATION STEPS</w:t>
+            </w:r>
+          </w:p>
+        </w:tc>
+        <w:tc>
+          <w:tcPr>
+            <w:tcW w:type="dxa" w:w="3000"/>
             <w:shd w:fill="FBF3E2" w:color="auto" w:val="clear"/>
             <w:tcMar>
               <w:top w:type="dxa" w:w="60"/>
-              <w:left w:type="dxa" w:w="120"/>
+              <w:left w:type="dxa" w:w="100"/>
               <w:bottom w:type="dxa" w:w="60"/>
-              <w:right w:type="dxa" w:w="120"/>
-            </w:tcMar>
-          </w:tcPr>
-          <w:p>
-            <w:pPr>
-              <w:spacing w:after="0" w:line="320"/>
+              <w:right w:type="dxa" w:w="100"/>
+            </w:tcMar>
+          </w:tcPr>
+          <w:p>
+            <w:pPr>
+              <w:spacing w:after="0"/>
+            </w:pPr>
+            <w:r>
+              <w:rPr>
+                <w:b/>
+                <w:bCs/>
+                <w:color w:val="B97A12"/>
+                <w:sz w:val="16"/>
+                <w:szCs w:val="16"/>
+              </w:rPr>
+              <w:t xml:space="preserve">EXPLAIN YOUR REASONING</w:t>
+            </w:r>
+          </w:p>
+        </w:tc>
+      </w:tr>
+      <w:tr>
+        <w:trPr>
+          <w:cantSplit/>
+        </w:trPr>
+        <w:tc>
+          <w:tcPr>
+            <w:tcW w:type="dxa" w:w="2800"/>
+            <w:tcMar>
+              <w:top w:type="dxa" w:w="80"/>
+              <w:left w:type="dxa" w:w="100"/>
+              <w:bottom w:type="dxa" w:w="80"/>
+              <w:right w:type="dxa" w:w="100"/>
+            </w:tcMar>
+            <w:vAlign w:val="top"/>
+          </w:tcPr>
+          <w:p>
+            <w:pPr>
+              <w:spacing w:after="60"/>
+            </w:pPr>
+            <w:r>
+              <w:rPr>
+                <w:b/>
+                <w:bCs/>
+                <w:color w:val="12355B"/>
+                <w:sz w:val="21"/>
+                <w:szCs w:val="21"/>
+              </w:rPr>
+              <w:t xml:space="preserve">3.  </w:t>
+            </w:r>
+            <w:r>
+              <w:rPr>
+                <w:b/>
+                <w:bCs/>
+                <w:sz w:val="20"/>
+                <w:szCs w:val="20"/>
+              </w:rPr>
+              <w:t xml:space="preserve">Token packs: Pack A is 20 tokens for $5.00, Pack B is 35 tokens for $7.00, and Pack C is 50 tokens for $12.50. Which pack is the best deal per token?</w:t>
+            </w:r>
+          </w:p>
+          <w:p>
+            <w:pPr>
+              <w:spacing w:after="30"/>
+              <w:ind w:left="180"/>
+            </w:pPr>
+            <w:r>
+              <w:rPr>
+                <w:sz w:val="19"/>
+                <w:szCs w:val="19"/>
+              </w:rPr>
+              <w:t xml:space="preserve">A)  Pack B</w:t>
+            </w:r>
+          </w:p>
+          <w:p>
+            <w:pPr>
+              <w:spacing w:after="30"/>
+              <w:ind w:left="180"/>
+            </w:pPr>
+            <w:r>
+              <w:rPr>
+                <w:sz w:val="19"/>
+                <w:szCs w:val="19"/>
+              </w:rPr>
+              <w:t xml:space="preserve">B)  Pack A</w:t>
+            </w:r>
+          </w:p>
+          <w:p>
+            <w:pPr>
+              <w:spacing w:after="30"/>
+              <w:ind w:left="180"/>
+            </w:pPr>
+            <w:r>
+              <w:rPr>
+                <w:sz w:val="19"/>
+                <w:szCs w:val="19"/>
+              </w:rPr>
+              <w:t xml:space="preserve">C)  Pack C</w:t>
+            </w:r>
+          </w:p>
+          <w:p>
+            <w:pPr>
+              <w:spacing w:after="30"/>
+              <w:ind w:left="180"/>
+            </w:pPr>
+            <w:r>
+              <w:rPr>
+                <w:sz w:val="19"/>
+                <w:szCs w:val="19"/>
+              </w:rPr>
+              <w:t xml:space="preserve">D)  They are all the same</w:t>
+            </w:r>
+          </w:p>
+        </w:tc>
+        <w:tc>
+          <w:tcPr>
+            <w:tcW w:type="dxa" w:w="3560"/>
+            <w:tcMar>
+              <w:top w:type="dxa" w:w="80"/>
+              <w:left w:type="dxa" w:w="100"/>
+              <w:bottom w:type="dxa" w:w="80"/>
+              <w:right w:type="dxa" w:w="100"/>
+            </w:tcMar>
+            <w:vAlign w:val="top"/>
+          </w:tcPr>
+          <w:p>
+            <w:pPr>
+              <w:spacing w:after="40"/>
+            </w:pPr>
+            <w:r>
+              <w:rPr>
+                <w:b/>
+                <w:bCs/>
+                <w:color w:val="1FA6A2"/>
+                <w:sz w:val="19"/>
+                <w:szCs w:val="19"/>
+              </w:rPr>
+              <w:t xml:space="preserve">Solution:  </w:t>
+            </w:r>
+            <w:r>
+              <w:rPr>
+                <w:b/>
+                <w:bCs/>
+                <w:sz w:val="19"/>
+                <w:szCs w:val="19"/>
+              </w:rPr>
+              <w:t xml:space="preserve">A)  Pack B</w:t>
+            </w:r>
+          </w:p>
+          <w:p>
+            <w:pPr>
+              <w:spacing w:after="40"/>
+            </w:pPr>
+            <w:r>
+              <w:rPr>
+                <w:i/>
+                <w:iCs/>
+                <w:color w:val="5F6F80"/>
+                <w:sz w:val="18"/>
+                <w:szCs w:val="18"/>
+              </w:rPr>
+              <w:t xml:space="preserve">Pack B has a unit rate of $0.20 per token, which is the lowest cost per token.</w:t>
+            </w:r>
+          </w:p>
+          <w:p>
+            <w:pPr>
+              <w:pBdr>
+                <w:bottom w:val="single" w:color="AFBECC" w:sz="6"/>
+              </w:pBdr>
+              <w:spacing w:after="30" w:before="150"/>
             </w:pPr>
             <w:r>
               <w:t xml:space="preserve"/>
@@ -4655,7 +5734,125 @@
           </w:p>
           <w:p>
             <w:pPr>
-              <w:spacing w:after="0" w:line="320"/>
+              <w:pBdr>
+                <w:bottom w:val="single" w:color="AFBECC" w:sz="6"/>
+              </w:pBdr>
+              <w:spacing w:after="30" w:before="150"/>
+            </w:pPr>
+            <w:r>
+              <w:t xml:space="preserve"/>
+            </w:r>
+          </w:p>
+        </w:tc>
+        <w:tc>
+          <w:tcPr>
+            <w:tcW w:type="dxa" w:w="3000"/>
+            <w:shd w:fill="FBF3E2" w:color="auto" w:val="clear"/>
+            <w:tcMar>
+              <w:top w:type="dxa" w:w="80"/>
+              <w:left w:type="dxa" w:w="100"/>
+              <w:bottom w:type="dxa" w:w="80"/>
+              <w:right w:type="dxa" w:w="100"/>
+            </w:tcMar>
+            <w:vAlign w:val="top"/>
+          </w:tcPr>
+          <w:p>
+            <w:pPr>
+              <w:spacing w:after="40"/>
+            </w:pPr>
+            <w:r>
+              <w:rPr>
+                <w:b/>
+                <w:bCs/>
+                <w:color w:val="12355B"/>
+                <w:sz w:val="19"/>
+                <w:szCs w:val="19"/>
+              </w:rPr>
+              <w:t xml:space="preserve">Because... </w:t>
+            </w:r>
+            <w:r>
+              <w:rPr>
+                <w:color w:val="AFBECC"/>
+                <w:sz w:val="19"/>
+                <w:szCs w:val="19"/>
+              </w:rPr>
+              <w:t xml:space="preserve">________________</w:t>
+            </w:r>
+          </w:p>
+          <w:p>
+            <w:pPr>
+              <w:pBdr>
+                <w:bottom w:val="single" w:color="AFBECC" w:sz="6"/>
+              </w:pBdr>
+              <w:spacing w:after="30" w:before="150"/>
+            </w:pPr>
+            <w:r>
+              <w:t xml:space="preserve"/>
+            </w:r>
+          </w:p>
+          <w:p>
+            <w:pPr>
+              <w:spacing w:after="40" w:before="80"/>
+            </w:pPr>
+            <w:r>
+              <w:rPr>
+                <w:b/>
+                <w:bCs/>
+                <w:color w:val="6B4FA0"/>
+                <w:sz w:val="19"/>
+                <w:szCs w:val="19"/>
+              </w:rPr>
+              <w:t xml:space="preserve">Although... </w:t>
+            </w:r>
+            <w:r>
+              <w:rPr>
+                <w:color w:val="AFBECC"/>
+                <w:sz w:val="19"/>
+                <w:szCs w:val="19"/>
+              </w:rPr>
+              <w:t xml:space="preserve">_______________</w:t>
+            </w:r>
+          </w:p>
+          <w:p>
+            <w:pPr>
+              <w:pBdr>
+                <w:bottom w:val="single" w:color="AFBECC" w:sz="6"/>
+              </w:pBdr>
+              <w:spacing w:after="30" w:before="150"/>
+            </w:pPr>
+            <w:r>
+              <w:t xml:space="preserve"/>
+            </w:r>
+          </w:p>
+          <w:p>
+            <w:pPr>
+              <w:spacing w:after="40" w:before="80"/>
+            </w:pPr>
+            <w:r>
+              <w:rPr>
+                <w:b/>
+                <w:bCs/>
+                <w:color w:val="1FA6A2"/>
+                <w:sz w:val="19"/>
+                <w:szCs w:val="19"/>
+              </w:rPr>
+              <w:t xml:space="preserve">Therefore... </w:t>
+            </w:r>
+            <w:r>
+              <w:rPr>
+                <w:color w:val="AFBECC"/>
+                <w:sz w:val="19"/>
+                <w:szCs w:val="19"/>
+              </w:rPr>
+              <w:t xml:space="preserve">______________</w:t>
+            </w:r>
+          </w:p>
+          <w:p>
+            <w:pPr>
+              <w:pBdr>
+                <w:bottom w:val="single" w:color="AFBECC" w:sz="6"/>
+              </w:pBdr>
+              <w:spacing w:after="30" w:before="150"/>
             </w:pPr>
             <w:r>
               <w:t xml:space="preserve"/>
@@ -4666,84 +5863,7 @@
     </w:tbl>
     <w:p>
       <w:pPr>
-        <w:keepNext/>
-        <w:spacing w:after="60" w:before="160"/>
-      </w:pPr>
-      <w:r>
-        <w:rPr>
-          <w:b/>
-          <w:bCs/>
-          <w:color w:val="12355B"/>
-          <w:sz w:val="22"/>
-          <w:szCs w:val="22"/>
-        </w:rPr>
-        <w:t xml:space="preserve">4.  </w:t>
-      </w:r>
-      <w:r>
-        <w:rPr>
-          <w:b/>
-          <w:bCs/>
-          <w:sz w:val="21"/>
-          <w:szCs w:val="21"/>
-        </w:rPr>
-        <w:t xml:space="preserve">Runner A completes 4 laps in 12 minutes. Runner B completes 5 laps in 14 minutes. Who runs more laps per minute?</w:t>
-      </w:r>
-    </w:p>
-    <w:p>
-      <w:pPr>
-        <w:spacing w:after="40"/>
-        <w:ind w:left="420"/>
-      </w:pPr>
-      <w:r>
-        <w:rPr>
-          <w:sz w:val="20"/>
-          <w:szCs w:val="20"/>
-        </w:rPr>
-        <w:t xml:space="preserve">A)  Runner B</w:t>
-      </w:r>
-    </w:p>
-    <w:p>
-      <w:pPr>
-        <w:spacing w:after="40"/>
-        <w:ind w:left="420"/>
-      </w:pPr>
-      <w:r>
-        <w:rPr>
-          <w:sz w:val="20"/>
-          <w:szCs w:val="20"/>
-        </w:rPr>
-        <w:t xml:space="preserve">B)  Runner A</w:t>
-      </w:r>
-    </w:p>
-    <w:p>
-      <w:pPr>
-        <w:spacing w:after="40"/>
-        <w:ind w:left="420"/>
-      </w:pPr>
-      <w:r>
-        <w:rPr>
-          <w:sz w:val="20"/>
-          <w:szCs w:val="20"/>
-        </w:rPr>
-        <w:t xml:space="preserve">C)  Same rate</w:t>
-      </w:r>
-    </w:p>
-    <w:p>
-      <w:pPr>
-        <w:spacing w:after="40"/>
-        <w:ind w:left="420"/>
-      </w:pPr>
-      <w:r>
-        <w:rPr>
-          <w:sz w:val="20"/>
-          <w:szCs w:val="20"/>
-        </w:rPr>
-        <w:t xml:space="preserve">D)  Cannot determine</w:t>
-      </w:r>
-    </w:p>
-    <w:p>
-      <w:pPr>
-        <w:spacing w:after="20"/>
+        <w:spacing w:after="80"/>
       </w:pPr>
       <w:r>
         <w:t xml:space="preserve"/>
@@ -4751,33 +5871,256 @@
     </w:p>
     <w:tbl>
       <w:tblPr>
-        <w:tblW w:type="pct" w:w="100%"/>
+        <w:tblW w:type="dxa" w:w="9360"/>
         <w:tblBorders>
           <w:top w:val="single" w:color="C7D2DD" w:sz="6"/>
           <w:left w:val="single" w:color="C7D2DD" w:sz="6"/>
           <w:bottom w:val="single" w:color="C7D2DD" w:sz="6"/>
           <w:right w:val="single" w:color="C7D2DD" w:sz="6"/>
-          <w:insideH w:val="single" w:color="auto" w:sz="4"/>
-          <w:insideV w:val="single" w:color="auto" w:sz="4"/>
+          <w:insideH w:val="single" w:color="C7D2DD" w:sz="6"/>
+          <w:insideV w:val="single" w:color="C7D2DD" w:sz="6"/>
         </w:tblBorders>
       </w:tblPr>
       <w:tblGrid>
-        <w:gridCol w:w="100"/>
+        <w:gridCol w:w="2800"/>
+        <w:gridCol w:w="3560"/>
+        <w:gridCol w:w="3000"/>
       </w:tblGrid>
       <w:tr>
-        <w:tc>
-          <w:tcPr>
+        <w:trPr>
+          <w:cantSplit/>
+          <w:tblHeader/>
+        </w:trPr>
+        <w:tc>
+          <w:tcPr>
+            <w:tcW w:type="dxa" w:w="2800"/>
+            <w:shd w:fill="EEF4F8" w:color="auto" w:val="clear"/>
+            <w:tcMar>
+              <w:top w:type="dxa" w:w="60"/>
+              <w:left w:type="dxa" w:w="100"/>
+              <w:bottom w:type="dxa" w:w="60"/>
+              <w:right w:type="dxa" w:w="100"/>
+            </w:tcMar>
+          </w:tcPr>
+          <w:p>
+            <w:pPr>
+              <w:spacing w:after="0"/>
+            </w:pPr>
+            <w:r>
+              <w:rPr>
+                <w:b/>
+                <w:bCs/>
+                <w:color w:val="12355B"/>
+                <w:sz w:val="16"/>
+                <w:szCs w:val="16"/>
+              </w:rPr>
+              <w:t xml:space="preserve">CORE PROBLEM / GIVEN REPRESENTATION</w:t>
+            </w:r>
+          </w:p>
+        </w:tc>
+        <w:tc>
+          <w:tcPr>
+            <w:tcW w:type="dxa" w:w="3560"/>
+            <w:shd w:fill="EEF4F8" w:color="auto" w:val="clear"/>
+            <w:tcMar>
+              <w:top w:type="dxa" w:w="60"/>
+              <w:left w:type="dxa" w:w="100"/>
+              <w:bottom w:type="dxa" w:w="60"/>
+              <w:right w:type="dxa" w:w="100"/>
+            </w:tcMar>
+          </w:tcPr>
+          <w:p>
+            <w:pPr>
+              <w:spacing w:after="0"/>
+            </w:pPr>
+            <w:r>
+              <w:rPr>
+                <w:b/>
+                <w:bCs/>
+                <w:color w:val="12355B"/>
+                <w:sz w:val="16"/>
+                <w:szCs w:val="16"/>
+              </w:rPr>
+              <w:t xml:space="preserve">WORKING SPACE / CALCULATION STEPS</w:t>
+            </w:r>
+          </w:p>
+        </w:tc>
+        <w:tc>
+          <w:tcPr>
+            <w:tcW w:type="dxa" w:w="3000"/>
             <w:shd w:fill="FBF3E2" w:color="auto" w:val="clear"/>
             <w:tcMar>
               <w:top w:type="dxa" w:w="60"/>
-              <w:left w:type="dxa" w:w="120"/>
+              <w:left w:type="dxa" w:w="100"/>
               <w:bottom w:type="dxa" w:w="60"/>
-              <w:right w:type="dxa" w:w="120"/>
-            </w:tcMar>
-          </w:tcPr>
-          <w:p>
-            <w:pPr>
-              <w:spacing w:after="0" w:line="320"/>
+              <w:right w:type="dxa" w:w="100"/>
+            </w:tcMar>
+          </w:tcPr>
+          <w:p>
+            <w:pPr>
+              <w:spacing w:after="0"/>
+            </w:pPr>
+            <w:r>
+              <w:rPr>
+                <w:b/>
+                <w:bCs/>
+                <w:color w:val="B97A12"/>
+                <w:sz w:val="16"/>
+                <w:szCs w:val="16"/>
+              </w:rPr>
+              <w:t xml:space="preserve">EXPLAIN YOUR REASONING</w:t>
+            </w:r>
+          </w:p>
+        </w:tc>
+      </w:tr>
+      <w:tr>
+        <w:trPr>
+          <w:cantSplit/>
+        </w:trPr>
+        <w:tc>
+          <w:tcPr>
+            <w:tcW w:type="dxa" w:w="2800"/>
+            <w:tcMar>
+              <w:top w:type="dxa" w:w="80"/>
+              <w:left w:type="dxa" w:w="100"/>
+              <w:bottom w:type="dxa" w:w="80"/>
+              <w:right w:type="dxa" w:w="100"/>
+            </w:tcMar>
+            <w:vAlign w:val="top"/>
+          </w:tcPr>
+          <w:p>
+            <w:pPr>
+              <w:spacing w:after="60"/>
+            </w:pPr>
+            <w:r>
+              <w:rPr>
+                <w:b/>
+                <w:bCs/>
+                <w:color w:val="12355B"/>
+                <w:sz w:val="21"/>
+                <w:szCs w:val="21"/>
+              </w:rPr>
+              <w:t xml:space="preserve">4.  </w:t>
+            </w:r>
+            <w:r>
+              <w:rPr>
+                <w:b/>
+                <w:bCs/>
+                <w:sz w:val="20"/>
+                <w:szCs w:val="20"/>
+              </w:rPr>
+              <w:t xml:space="preserve">Runner A completes 4 laps in 12 minutes. Runner B completes 5 laps in 14 minutes. Who runs more laps per minute?</w:t>
+            </w:r>
+          </w:p>
+          <w:p>
+            <w:pPr>
+              <w:spacing w:after="30"/>
+              <w:ind w:left="180"/>
+            </w:pPr>
+            <w:r>
+              <w:rPr>
+                <w:sz w:val="19"/>
+                <w:szCs w:val="19"/>
+              </w:rPr>
+              <w:t xml:space="preserve">A)  Runner B</w:t>
+            </w:r>
+          </w:p>
+          <w:p>
+            <w:pPr>
+              <w:spacing w:after="30"/>
+              <w:ind w:left="180"/>
+            </w:pPr>
+            <w:r>
+              <w:rPr>
+                <w:sz w:val="19"/>
+                <w:szCs w:val="19"/>
+              </w:rPr>
+              <w:t xml:space="preserve">B)  Runner A</w:t>
+            </w:r>
+          </w:p>
+          <w:p>
+            <w:pPr>
+              <w:spacing w:after="30"/>
+              <w:ind w:left="180"/>
+            </w:pPr>
+            <w:r>
+              <w:rPr>
+                <w:sz w:val="19"/>
+                <w:szCs w:val="19"/>
+              </w:rPr>
+              <w:t xml:space="preserve">C)  Same rate</w:t>
+            </w:r>
+          </w:p>
+          <w:p>
+            <w:pPr>
+              <w:spacing w:after="30"/>
+              <w:ind w:left="180"/>
+            </w:pPr>
+            <w:r>
+              <w:rPr>
+                <w:sz w:val="19"/>
+                <w:szCs w:val="19"/>
+              </w:rPr>
+              <w:t xml:space="preserve">D)  Cannot determine</w:t>
+            </w:r>
+          </w:p>
+        </w:tc>
+        <w:tc>
+          <w:tcPr>
+            <w:tcW w:type="dxa" w:w="3560"/>
+            <w:tcMar>
+              <w:top w:type="dxa" w:w="80"/>
+              <w:left w:type="dxa" w:w="100"/>
+              <w:bottom w:type="dxa" w:w="80"/>
+              <w:right w:type="dxa" w:w="100"/>
+            </w:tcMar>
+            <w:vAlign w:val="top"/>
+          </w:tcPr>
+          <w:p>
+            <w:pPr>
+              <w:spacing w:after="40"/>
+            </w:pPr>
+            <w:r>
+              <w:rPr>
+                <w:b/>
+                <w:bCs/>
+                <w:color w:val="1FA6A2"/>
+                <w:sz w:val="19"/>
+                <w:szCs w:val="19"/>
+              </w:rPr>
+              <w:t xml:space="preserve">Solution:  </w:t>
+            </w:r>
+            <w:r>
+              <w:rPr>
+                <w:b/>
+                <w:bCs/>
+                <w:sz w:val="19"/>
+                <w:szCs w:val="19"/>
+              </w:rPr>
+              <w:t xml:space="preserve">A)  Runner B</w:t>
+            </w:r>
+          </w:p>
+          <w:p>
+            <w:pPr>
+              <w:spacing w:after="40"/>
+            </w:pPr>
+            <w:r>
+              <w:rPr>
+                <w:i/>
+                <w:iCs/>
+                <w:color w:val="5F6F80"/>
+                <w:sz w:val="18"/>
+                <w:szCs w:val="18"/>
+              </w:rPr>
+              <w:t xml:space="preserve">Runner A: 4÷12 ≈ 0.33 laps/min. Runner B: 5÷14 ≈ 0.36 laps/min. Runner B runs slightly more laps per minute.</w:t>
+            </w:r>
+          </w:p>
+          <w:p>
+            <w:pPr>
+              <w:pBdr>
+                <w:bottom w:val="single" w:color="AFBECC" w:sz="6"/>
+              </w:pBdr>
+              <w:spacing w:after="30" w:before="150"/>
             </w:pPr>
             <w:r>
               <w:t xml:space="preserve"/>
@@ -4785,7 +6128,125 @@
           </w:p>
           <w:p>
             <w:pPr>
-              <w:spacing w:after="0" w:line="320"/>
+              <w:pBdr>
+                <w:bottom w:val="single" w:color="AFBECC" w:sz="6"/>
+              </w:pBdr>
+              <w:spacing w:after="30" w:before="150"/>
+            </w:pPr>
+            <w:r>
+              <w:t xml:space="preserve"/>
+            </w:r>
+          </w:p>
+        </w:tc>
+        <w:tc>
+          <w:tcPr>
+            <w:tcW w:type="dxa" w:w="3000"/>
+            <w:shd w:fill="FBF3E2" w:color="auto" w:val="clear"/>
+            <w:tcMar>
+              <w:top w:type="dxa" w:w="80"/>
+              <w:left w:type="dxa" w:w="100"/>
+              <w:bottom w:type="dxa" w:w="80"/>
+              <w:right w:type="dxa" w:w="100"/>
+            </w:tcMar>
+            <w:vAlign w:val="top"/>
+          </w:tcPr>
+          <w:p>
+            <w:pPr>
+              <w:spacing w:after="40"/>
+            </w:pPr>
+            <w:r>
+              <w:rPr>
+                <w:b/>
+                <w:bCs/>
+                <w:color w:val="12355B"/>
+                <w:sz w:val="19"/>
+                <w:szCs w:val="19"/>
+              </w:rPr>
+              <w:t xml:space="preserve">Because... </w:t>
+            </w:r>
+            <w:r>
+              <w:rPr>
+                <w:color w:val="AFBECC"/>
+                <w:sz w:val="19"/>
+                <w:szCs w:val="19"/>
+              </w:rPr>
+              <w:t xml:space="preserve">________________</w:t>
+            </w:r>
+          </w:p>
+          <w:p>
+            <w:pPr>
+              <w:pBdr>
+                <w:bottom w:val="single" w:color="AFBECC" w:sz="6"/>
+              </w:pBdr>
+              <w:spacing w:after="30" w:before="150"/>
+            </w:pPr>
+            <w:r>
+              <w:t xml:space="preserve"/>
+            </w:r>
+          </w:p>
+          <w:p>
+            <w:pPr>
+              <w:spacing w:after="40" w:before="80"/>
+            </w:pPr>
+            <w:r>
+              <w:rPr>
+                <w:b/>
+                <w:bCs/>
+                <w:color w:val="6B4FA0"/>
+                <w:sz w:val="19"/>
+                <w:szCs w:val="19"/>
+              </w:rPr>
+              <w:t xml:space="preserve">Although... </w:t>
+            </w:r>
+            <w:r>
+              <w:rPr>
+                <w:color w:val="AFBECC"/>
+                <w:sz w:val="19"/>
+                <w:szCs w:val="19"/>
+              </w:rPr>
+              <w:t xml:space="preserve">_______________</w:t>
+            </w:r>
+          </w:p>
+          <w:p>
+            <w:pPr>
+              <w:pBdr>
+                <w:bottom w:val="single" w:color="AFBECC" w:sz="6"/>
+              </w:pBdr>
+              <w:spacing w:after="30" w:before="150"/>
+            </w:pPr>
+            <w:r>
+              <w:t xml:space="preserve"/>
+            </w:r>
+          </w:p>
+          <w:p>
+            <w:pPr>
+              <w:spacing w:after="40" w:before="80"/>
+            </w:pPr>
+            <w:r>
+              <w:rPr>
+                <w:b/>
+                <w:bCs/>
+                <w:color w:val="1FA6A2"/>
+                <w:sz w:val="19"/>
+                <w:szCs w:val="19"/>
+              </w:rPr>
+              <w:t xml:space="preserve">Therefore... </w:t>
+            </w:r>
+            <w:r>
+              <w:rPr>
+                <w:color w:val="AFBECC"/>
+                <w:sz w:val="19"/>
+                <w:szCs w:val="19"/>
+              </w:rPr>
+              <w:t xml:space="preserve">______________</w:t>
+            </w:r>
+          </w:p>
+          <w:p>
+            <w:pPr>
+              <w:pBdr>
+                <w:bottom w:val="single" w:color="AFBECC" w:sz="6"/>
+              </w:pBdr>
+              <w:spacing w:after="30" w:before="150"/>
             </w:pPr>
             <w:r>
               <w:t xml:space="preserve"/>
@@ -4794,6 +6255,14 @@
         </w:tc>
       </w:tr>
     </w:tbl>
+    <w:p>
+      <w:pPr>
+        <w:spacing w:after="80"/>
+      </w:pPr>
+      <w:r>
+        <w:t xml:space="preserve"/>
+      </w:r>
+    </w:p>
     <w:p>
       <w:pPr>
         <w:pStyle w:val="Heading1"/>
@@ -4912,6 +6381,149 @@
         <w:t xml:space="preserve"/>
       </w:r>
     </w:p>
+    <w:p>
+      <w:pPr>
+        <w:spacing w:after="60"/>
+      </w:pPr>
+      <w:r>
+        <w:t xml:space="preserve"/>
+      </w:r>
+    </w:p>
+    <w:tbl>
+      <w:tblPr>
+        <w:tblW w:type="dxa" w:w="9360"/>
+        <w:tblBorders>
+          <w:top w:val="single" w:color="C7D2DD" w:sz="6"/>
+          <w:left w:val="single" w:color="C7D2DD" w:sz="6"/>
+          <w:bottom w:val="single" w:color="C7D2DD" w:sz="6"/>
+          <w:right w:val="single" w:color="C7D2DD" w:sz="6"/>
+          <w:insideH w:val="single" w:color="C7D2DD" w:sz="6"/>
+          <w:insideV w:val="single" w:color="C7D2DD" w:sz="6"/>
+        </w:tblBorders>
+      </w:tblPr>
+      <w:tblGrid>
+        <w:gridCol w:w="3120"/>
+        <w:gridCol w:w="3120"/>
+        <w:gridCol w:w="3120"/>
+      </w:tblGrid>
+      <w:tr>
+        <w:trPr>
+          <w:cantSplit/>
+          <w:tblHeader/>
+        </w:trPr>
+        <w:tc>
+          <w:tcPr>
+            <w:tcW w:type="dxa" w:w="9360"/>
+            <w:gridSpan w:val="3"/>
+            <w:shd w:fill="EEF4F8" w:color="auto" w:val="clear"/>
+            <w:tcMar>
+              <w:top w:type="dxa" w:w="60"/>
+              <w:left w:type="dxa" w:w="100"/>
+              <w:bottom w:type="dxa" w:w="60"/>
+              <w:right w:type="dxa" w:w="100"/>
+            </w:tcMar>
+          </w:tcPr>
+          <w:p>
+            <w:pPr>
+              <w:spacing w:after="0"/>
+            </w:pPr>
+            <w:r>
+              <w:rPr>
+                <w:b/>
+                <w:bCs/>
+                <w:color w:val="12355B"/>
+                <w:sz w:val="18"/>
+                <w:szCs w:val="18"/>
+              </w:rPr>
+              <w:t xml:space="preserve">EXIT CHECK · 3-POINT SELF-ASSESSMENT CHECKLIST</w:t>
+            </w:r>
+          </w:p>
+        </w:tc>
+      </w:tr>
+      <w:tr>
+        <w:trPr>
+          <w:cantSplit/>
+        </w:trPr>
+        <w:tc>
+          <w:tcPr>
+            <w:tcW w:type="dxa" w:w="3120"/>
+            <w:tcMar>
+              <w:top w:type="dxa" w:w="80"/>
+              <w:left w:type="dxa" w:w="100"/>
+              <w:bottom w:type="dxa" w:w="80"/>
+              <w:right w:type="dxa" w:w="100"/>
+            </w:tcMar>
+          </w:tcPr>
+          <w:p>
+            <w:pPr>
+              <w:spacing w:after="0"/>
+            </w:pPr>
+            <w:r>
+              <w:rPr>
+                <w:b/>
+                <w:bCs/>
+                <w:color w:val="1A2733"/>
+                <w:sz w:val="18"/>
+                <w:szCs w:val="18"/>
+              </w:rPr>
+              <w:t xml:space="preserve">☐ 1. Units &amp; Labels Verified</w:t>
+            </w:r>
+          </w:p>
+        </w:tc>
+        <w:tc>
+          <w:tcPr>
+            <w:tcW w:type="dxa" w:w="3120"/>
+            <w:tcMar>
+              <w:top w:type="dxa" w:w="80"/>
+              <w:left w:type="dxa" w:w="100"/>
+              <w:bottom w:type="dxa" w:w="80"/>
+              <w:right w:type="dxa" w:w="100"/>
+            </w:tcMar>
+          </w:tcPr>
+          <w:p>
+            <w:pPr>
+              <w:spacing w:after="0"/>
+            </w:pPr>
+            <w:r>
+              <w:rPr>
+                <w:b/>
+                <w:bCs/>
+                <w:color w:val="1A2733"/>
+                <w:sz w:val="18"/>
+                <w:szCs w:val="18"/>
+              </w:rPr>
+              <w:t xml:space="preserve">☐ 2. Reasoning Stated (Because / Although / Therefore)</w:t>
+            </w:r>
+          </w:p>
+        </w:tc>
+        <w:tc>
+          <w:tcPr>
+            <w:tcW w:type="dxa" w:w="3120"/>
+            <w:tcMar>
+              <w:top w:type="dxa" w:w="80"/>
+              <w:left w:type="dxa" w:w="100"/>
+              <w:bottom w:type="dxa" w:w="80"/>
+              <w:right w:type="dxa" w:w="100"/>
+            </w:tcMar>
+          </w:tcPr>
+          <w:p>
+            <w:pPr>
+              <w:spacing w:after="0"/>
+            </w:pPr>
+            <w:r>
+              <w:rPr>
+                <w:b/>
+                <w:bCs/>
+                <w:color w:val="1A2733"/>
+                <w:sz w:val="18"/>
+                <w:szCs w:val="18"/>
+              </w:rPr>
+              <w:t xml:space="preserve">☐ 3. Calculations Double-Checked</w:t>
+            </w:r>
+          </w:p>
+        </w:tc>
+      </w:tr>
+    </w:tbl>
     <w:p>
       <w:pPr>
         <w:pStyle w:val="Heading1"/>
